--- a/Kim12-1-7-Madde-Elektrik-Iliskisi.docx
+++ b/Kim12-1-7-Madde-Elektrik-Iliskisi.docx
@@ -1365,7 +1365,7 @@
                 <w:rFonts w:ascii="Times New Roman" w:hAnsi="Times New Roman" w:cs="Times New Roman"/>
                 <w:lang w:val="tr-TR"/>
               </w:rPr>
-              <w:t xml:space="preserve">0,405</w:t>
+              <w:t xml:space="preserve">0,403</w:t>
             </w:r>
           </w:p>
         </w:tc>
@@ -1477,7 +1477,7 @@
                 <w:rFonts w:ascii="Times New Roman" w:hAnsi="Times New Roman" w:cs="Times New Roman"/>
                 <w:lang w:val="tr-TR"/>
               </w:rPr>
-              <w:t xml:space="preserve">0,204</w:t>
+              <w:t xml:space="preserve">0,203</w:t>
             </w:r>
           </w:p>
         </w:tc>
@@ -1589,7 +1589,7 @@
                 <w:rFonts w:ascii="Times New Roman" w:hAnsi="Times New Roman" w:cs="Times New Roman"/>
                 <w:lang w:val="tr-TR"/>
               </w:rPr>
-              <w:t xml:space="preserve">0,812</w:t>
+              <w:t xml:space="preserve">0,807</w:t>
             </w:r>
           </w:p>
         </w:tc>
@@ -1701,7 +1701,7 @@
                 <w:rFonts w:ascii="Times New Roman" w:hAnsi="Times New Roman" w:cs="Times New Roman"/>
                 <w:lang w:val="tr-TR"/>
               </w:rPr>
-              <w:t xml:space="preserve">0,815</w:t>
+              <w:t xml:space="preserve">0,810</w:t>
             </w:r>
           </w:p>
         </w:tc>
@@ -1813,7 +1813,7 @@
                 <w:rFonts w:ascii="Times New Roman" w:hAnsi="Times New Roman" w:cs="Times New Roman"/>
                 <w:lang w:val="tr-TR"/>
               </w:rPr>
-              <w:t xml:space="preserve">0,202</w:t>
+              <w:t xml:space="preserve">0,201</w:t>
             </w:r>
           </w:p>
         </w:tc>
@@ -1925,7 +1925,7 @@
                 <w:rFonts w:ascii="Times New Roman" w:hAnsi="Times New Roman" w:cs="Times New Roman"/>
                 <w:lang w:val="tr-TR"/>
               </w:rPr>
-              <w:t xml:space="preserve">0,608</w:t>
+              <w:t xml:space="preserve">0,604</w:t>
             </w:r>
           </w:p>
         </w:tc>
@@ -2037,7 +2037,7 @@
                 <w:rFonts w:ascii="Times New Roman" w:hAnsi="Times New Roman" w:cs="Times New Roman"/>
                 <w:lang w:val="tr-TR"/>
               </w:rPr>
-              <w:t xml:space="preserve">0,611</w:t>
+              <w:t xml:space="preserve">0,607</w:t>
             </w:r>
           </w:p>
         </w:tc>
@@ -2149,7 +2149,7 @@
                 <w:rFonts w:ascii="Times New Roman" w:hAnsi="Times New Roman" w:cs="Times New Roman"/>
                 <w:lang w:val="tr-TR"/>
               </w:rPr>
-              <w:t xml:space="preserve">0,406</w:t>
+              <w:t xml:space="preserve">0,404</w:t>
             </w:r>
           </w:p>
         </w:tc>
@@ -4421,7 +4421,7 @@
                 <w:rFonts w:ascii="Times New Roman" w:hAnsi="Times New Roman" w:cs="Times New Roman"/>
                 <w:lang w:val="tr-TR"/>
               </w:rPr>
-              <w:t xml:space="preserve">0,654</w:t>
+              <w:t xml:space="preserve">0,650</w:t>
             </w:r>
           </w:p>
         </w:tc>
@@ -5903,7 +5903,7 @@
           <w:rFonts w:ascii="Times New Roman" w:hAnsi="Times New Roman" w:cs="Times New Roman"/>
           <w:lang w:val="tr-TR"/>
         </w:rPr>
-        <w:t xml:space="preserve">1. ve 3. deneylerde akım sabit (1,00 A), süre 20 dakikadan 40 dakikaya çıkmış ve kütle 0,405 g’dan 0,812 g’a yükselmiştir. Bu veriler sürenin etkili olduğunu gösterir. Ancak 1. ve 4. deneylerde süre aynı (20 dk), akım 1,00 A’den 2,00 A’e çıkmış ve kütle de yaklaşık iki katına (0,815 g) yükselmiştir. Bu nedenle iddia eksiktir. Katotta biriken madde miktarını süre ile akım birlikte, yani devreden geçen toplam elektrik yükü belirler.</w:t>
+        <w:t xml:space="preserve">1. ve 3. deneylerde akım sabit (1,00 A), süre 20 dakikadan 40 dakikaya çıkmış ve kütle 0,403 g’dan 0,807 g’a yükselmiştir. Bu veriler sürenin etkili olduğunu gösterir. Ancak 1. ve 4. deneylerde süre aynı (20 dk), akım 1,00 A’den 2,00 A’e çıkmış ve kütle de yaklaşık iki katına (0,810 g) yükselmiştir. Bu nedenle iddia eksiktir. Katotta biriken madde miktarını süre ile akım birlikte, yani devreden geçen toplam elektrik yükü belirler.</w:t>
       </w:r>
     </w:p>
     <w:p>
@@ -6956,7 +6956,7 @@
           <w:highlight w:val="yellow"/>
           <w:lang w:val="tr-TR"/>
         </w:rPr>
-        <w:t xml:space="preserve">Tablo A ve Tablo B’deki değerler Faraday yasasıyla (F = 96485 C/mol; Zn: 65,38 g/mol; Na: 22,99 g/mol; Al: 26,98 g/mol; 25 °C ve 1 atm’de gazın molar hacmi 24,47 L/mol) tarafımızca hesaplanmış, ölçüm hatasını yansıtacak biçimde küçük sapmalar eklenmiş öğretim amaçlı verilerdir. Programda bu öğrenme çıktısı için matematiksel hesaplama yapılmaması istendiğinden örnekler ve sorular orantısal yorum düzeyinde tutulmuştur.</w:t>
+        <w:t xml:space="preserve">Tablo A ve Tablo B’deki değerler Faraday yasasıyla (F = 96485 C/mol; Zn: 65 g/mol; Na: 23 g/mol; Al: 27 g/mol; 25 °C ve 1 atm’de gazın molar hacmi 24,47 L/mol) tarafımızca hesaplanmış, ölçüm hatasını yansıtacak biçimde küçük sapmalar eklenmiş öğretim amaçlı verilerdir. Programda bu öğrenme çıktısı için matematiksel hesaplama yapılmaması istendiğinden örnekler ve sorular orantısal yorum düzeyinde tutulmuştur.</w:t>
       </w:r>
     </w:p>
     <w:sectPr>

--- a/Kim12-1-7-Madde-Elektrik-Iliskisi.docx
+++ b/Kim12-1-7-Madde-Elektrik-Iliskisi.docx
@@ -350,7 +350,7 @@
           <w:rFonts w:ascii="Times New Roman" w:hAnsi="Times New Roman" w:cs="Times New Roman"/>
           <w:lang w:val="tr-TR"/>
         </w:rPr>
-        <w:t xml:space="preserve">Görsel C’de ergimiş çinko klorürün (ZnCl</w:t>
+        <w:t xml:space="preserve">Aşağıdaki görselde ergimiş çinko klorürün (ZnCl</w:t>
       </w:r>
       <w:r>
         <w:rPr>
@@ -424,18 +424,9 @@
       <w:r>
         <w:rPr>
           <w:rFonts w:ascii="Times New Roman" w:hAnsi="Times New Roman" w:cs="Times New Roman"/>
-          <w:b/>
-          <w:bCs/>
-          <w:lang w:val="tr-TR"/>
-        </w:rPr>
-        <w:t xml:space="preserve">Görsel C:</w:t>
-      </w:r>
-      <w:r>
-        <w:rPr>
-          <w:rFonts w:ascii="Times New Roman" w:hAnsi="Times New Roman" w:cs="Times New Roman"/>
-          <w:lang w:val="tr-TR"/>
-        </w:rPr>
-        <w:t xml:space="preserve"> Ergimiş ZnCl</w:t>
+          <w:lang w:val="tr-TR"/>
+        </w:rPr>
+        <w:t xml:space="preserve">Ergimiş ZnCl</w:t>
       </w:r>
       <w:r>
         <w:rPr>
@@ -1059,47 +1050,7 @@
           <w:rFonts w:ascii="Times New Roman" w:hAnsi="Times New Roman" w:cs="Times New Roman"/>
           <w:lang w:val="tr-TR"/>
         </w:rPr>
-        <w:t xml:space="preserve"> farklı akım ve sürelerde elektroliz edilmiş, her deneyde katotta biriken çinkonun kütlesi ve anotta toplanan klor gazının hacmi ölçülmüştür. Ölçüm sonuçları Tablo A’da deneylerin yapılış sırasına göre verilmiştir.</w:t>
-      </w:r>
-    </w:p>
-    <w:p>
-      <w:pPr>
-        <w:jc w:val="center"/>
-        <w:rPr>
-          <w:rFonts w:ascii="Times New Roman" w:hAnsi="Times New Roman" w:cs="Times New Roman"/>
-          <w:lang w:val="tr-TR"/>
-        </w:rPr>
-      </w:pPr>
-      <w:r>
-        <w:rPr>
-          <w:rFonts w:ascii="Times New Roman" w:hAnsi="Times New Roman" w:cs="Times New Roman"/>
-          <w:b/>
-          <w:bCs/>
-          <w:lang w:val="tr-TR"/>
-        </w:rPr>
-        <w:t xml:space="preserve">Tablo A:</w:t>
-      </w:r>
-      <w:r>
-        <w:rPr>
-          <w:rFonts w:ascii="Times New Roman" w:hAnsi="Times New Roman" w:cs="Times New Roman"/>
-          <w:lang w:val="tr-TR"/>
-        </w:rPr>
-        <w:t xml:space="preserve"> Ergimiş ZnCl</w:t>
-      </w:r>
-      <w:r>
-        <w:rPr>
-          <w:rFonts w:ascii="Times New Roman" w:hAnsi="Times New Roman" w:cs="Times New Roman"/>
-          <w:vertAlign w:val="subscript"/>
-          <w:lang w:val="tr-TR"/>
-        </w:rPr>
-        <w:t xml:space="preserve">2</w:t>
-      </w:r>
-      <w:r>
-        <w:rPr>
-          <w:rFonts w:ascii="Times New Roman" w:hAnsi="Times New Roman" w:cs="Times New Roman"/>
-          <w:lang w:val="tr-TR"/>
-        </w:rPr>
-        <w:t xml:space="preserve">’nin elektrolizine ait ölçüm sonuçları (gaz hacimleri 25 °C ve 1 atm’de ölçülmüştür)</w:t>
+        <w:t xml:space="preserve"> farklı akım ve sürelerde elektroliz edilmiş, her deneyde katotta biriken çinkonun kütlesi ve anotta toplanan klor gazının hacmi ölçülmüştür. Ölçüm sonuçları aşağıdaki tabloda deneylerin yapılış sırasına göre verilmiştir.</w:t>
       </w:r>
     </w:p>
     <w:tbl>
@@ -2204,7 +2155,7 @@
           <w:rFonts w:ascii="Times New Roman" w:hAnsi="Times New Roman" w:cs="Times New Roman"/>
           <w:lang w:val="tr-TR"/>
         </w:rPr>
-        <w:t xml:space="preserve">Tablo A’daki verilerden, akımın sabit tutulduğu deneyleri seçerek aşağıdaki birinci tabloya, sürenin sabit tutulduğu deneyleri seçerek ikinci tabloya küçükten büyüğe doğru yerleştiriniz. Her tablo için bağımlı, bağımsız ve kontrol değişkenlerini belirleyiniz.</w:t>
+        <w:t xml:space="preserve">Ölçüm sonuçları tablosundaki verilerden, akımın sabit tutulduğu deneyleri seçerek aşağıdaki birinci tabloya, sürenin sabit tutulduğu deneyleri seçerek ikinci tabloya küçükten büyüğe doğru yerleştiriniz. Her tablo için bağımlı, bağımsız ve kontrol değişkenlerini belirleyiniz.</w:t>
       </w:r>
     </w:p>
     <w:tbl>
@@ -3510,7 +3461,7 @@
           <w:rFonts w:ascii="Times New Roman" w:hAnsi="Times New Roman" w:cs="Times New Roman"/>
           <w:lang w:val="tr-TR"/>
         </w:rPr>
-        <w:t xml:space="preserve">Tablo A’daki 1. ve 8. deneyleri, ardından 3. ve 4. deneyleri karşılaştırınız. Akım ve süre farklı olduğu hâlde katotta biriken çinko kütlelerinin yaklaşık eşit olmasını nasıl yorumlarsınız?</w:t>
+        <w:t xml:space="preserve">Ölçüm sonuçları tablosundaki 1. ve 8. deneyleri, ardından 3. ve 4. deneyleri karşılaştırınız. Akım ve süre farklı olduğu hâlde katotta biriken çinko kütlelerinin yaklaşık eşit olmasını nasıl yorumlarsınız?</w:t>
       </w:r>
     </w:p>
     <w:p>
@@ -3600,7 +3551,7 @@
           <w:rFonts w:ascii="Times New Roman" w:hAnsi="Times New Roman" w:cs="Times New Roman"/>
           <w:lang w:val="tr-TR"/>
         </w:rPr>
-        <w:t xml:space="preserve">Elektroliz olayında elektrotlarda değişime uğrayan madde miktarı ile devreden geçen akım ve elektroliz süresi arasındaki ilişkiye yönelik iddianızı yazınız. İddianızı desteklemek için Tablo A’dan ve grafiklerinizden kanıtlar gösteriniz.</w:t>
+        <w:t xml:space="preserve">Elektroliz olayında elektrotlarda değişime uğrayan madde miktarı ile devreden geçen akım ve elektroliz süresi arasındaki ilişkiye yönelik iddianızı yazınız. İddianızı desteklemek için ölçüm sonuçları tablosundan ve grafiklerinizden kanıtlar gösteriniz.</w:t>
       </w:r>
     </w:p>
     <w:tbl>
@@ -4013,32 +3964,7 @@
           <w:rFonts w:ascii="Times New Roman" w:hAnsi="Times New Roman" w:cs="Times New Roman"/>
           <w:lang w:val="tr-TR"/>
         </w:rPr>
-        <w:t xml:space="preserve">Aynı akımla aynı süre boyunca, yani aynı miktarda elektrik yükü kullanılarak üç farklı eriyik elektroliz edilmiş ve Tablo B’deki veriler elde edilmiştir.</w:t>
-      </w:r>
-    </w:p>
-    <w:p>
-      <w:pPr>
-        <w:jc w:val="center"/>
-        <w:rPr>
-          <w:rFonts w:ascii="Times New Roman" w:hAnsi="Times New Roman" w:cs="Times New Roman"/>
-          <w:lang w:val="tr-TR"/>
-        </w:rPr>
-      </w:pPr>
-      <w:r>
-        <w:rPr>
-          <w:rFonts w:ascii="Times New Roman" w:hAnsi="Times New Roman" w:cs="Times New Roman"/>
-          <w:b/>
-          <w:bCs/>
-          <w:lang w:val="tr-TR"/>
-        </w:rPr>
-        <w:t xml:space="preserve">Tablo B:</w:t>
-      </w:r>
-      <w:r>
-        <w:rPr>
-          <w:rFonts w:ascii="Times New Roman" w:hAnsi="Times New Roman" w:cs="Times New Roman"/>
-          <w:lang w:val="tr-TR"/>
-        </w:rPr>
-        <w:t xml:space="preserve"> 1,00 A akımla 32 dk 10 s süren elektrolizlerde katotlarda oluşan metal miktarları</w:t>
+        <w:t xml:space="preserve">Aynı akımla aynı süre boyunca, yani aynı miktarda elektrik yükü kullanılarak üç farklı eriyik elektroliz edilmiş ve aşağıdaki tablodaki veriler elde edilmiştir.</w:t>
       </w:r>
     </w:p>
     <w:tbl>
@@ -4619,7 +4545,7 @@
           <w:rFonts w:ascii="Times New Roman" w:hAnsi="Times New Roman" w:cs="Times New Roman"/>
           <w:lang w:val="tr-TR"/>
         </w:rPr>
-        <w:t xml:space="preserve">Aynı miktarda elektrik yükü geçtiği hâlde katotlarda oluşan metallerin mol sayıları neden farklıdır? Katyonların yüklerini dikkate alarak bir iddia oluşturunuz ve Tablo B’deki verilerle destekleyiniz.</w:t>
+        <w:t xml:space="preserve">Aynı miktarda elektrik yükü geçtiği hâlde katotlarda oluşan metallerin mol sayıları neden farklıdır? Katyonların yüklerini dikkate alarak bir iddia oluşturunuz ve yukarıdaki tablodaki verilerle destekleyiniz.</w:t>
       </w:r>
     </w:p>
     <w:p>
@@ -5284,7 +5210,7 @@
           <w:rFonts w:ascii="Times New Roman" w:hAnsi="Times New Roman" w:cs="Times New Roman"/>
           <w:lang w:val="tr-TR"/>
         </w:rPr>
-        <w:t xml:space="preserve">Tablo B’de aynı yük miktarıyla katotta 0,0200 mol sodyum, 0,0100 mol çinko ve yaklaşık 0,00667 mol alüminyum oluştuğunu gördünüz. Bu farkın nedeni nedir? Na</w:t>
+        <w:t xml:space="preserve">Analiz ve Keşif Atölyesi 1.7.’de aynı yük miktarıyla yapılan elektrolizlerde katotta 0,0200 mol sodyum, 0,0100 mol çinko ve yaklaşık 0,00667 mol alüminyum oluştuğunu gördünüz. Bu farkın nedeni nedir? Na</w:t>
       </w:r>
       <w:r>
         <w:rPr>
@@ -5377,7 +5303,7 @@
           <w:rFonts w:ascii="Times New Roman" w:hAnsi="Times New Roman" w:cs="Times New Roman"/>
           <w:lang w:val="tr-TR"/>
         </w:rPr>
-        <w:t xml:space="preserve"> (F) denir. Tablo B’deki elektrolizlerde devreden yaklaşık 1930 C, yani 0,0200 mol elektron geçmiştir. Aynı sayıda elektron, katot ve anotta eşit sayıda elektron alışverişini gerektirdiğinden anot ve katotta oluşan maddelerin miktarları da birbiriyle ilişkilidir. Örneğin ergimiş ZnCl</w:t>
+        <w:t xml:space="preserve"> (F) denir. Bu elektrolizlerde devreden yaklaşık 1930 C, yani 0,0200 mol elektron geçmiştir. Aynı sayıda elektron, katot ve anotta eşit sayıda elektron alışverişini gerektirdiğinden anot ve katotta oluşan maddelerin miktarları da birbiriyle ilişkilidir. Örneğin ergimiş ZnCl</w:t>
       </w:r>
       <w:r>
         <w:rPr>
@@ -5392,7 +5318,7 @@
           <w:rFonts w:ascii="Times New Roman" w:hAnsi="Times New Roman" w:cs="Times New Roman"/>
           <w:lang w:val="tr-TR"/>
         </w:rPr>
-        <w:t xml:space="preserve"> elektrolizinde katotta bir mol çinko oluşurken anotta bir mol klor gazı açığa çıkar. Tablo A’da klor gazı hacminin de akım ve süreyle aynı örüntüyü göstermesi bununla açıklanabilir.</w:t>
+        <w:t xml:space="preserve"> elektrolizinde katotta bir mol çinko oluşurken anotta bir mol klor gazı açığa çıkar. Analiz ve Keşif Atölyesi 1.7.’deki ölçüm sonuçlarında klor gazı hacminin de akım ve süreyle aynı örüntüyü göstermesi bununla açıklanabilir.</w:t>
       </w:r>
     </w:p>
     <w:p>
@@ -5869,7 +5795,7 @@
           <w:rFonts w:ascii="Times New Roman" w:hAnsi="Times New Roman" w:cs="Times New Roman"/>
           <w:lang w:val="tr-TR"/>
         </w:rPr>
-        <w:t xml:space="preserve">Bir öğrenci, Tablo A’daki 1. ve 3. deneylere bakarak “Katotta biriken madde miktarını yalnızca elektroliz süresi belirler.” iddiasında bulunuyor. Bu iddiayı verilere dayanarak değerlendiriniz.</w:t>
+        <w:t xml:space="preserve">Bir öğrenci, Analiz ve Keşif Atölyesi 1.7.’deki ölçüm sonuçlarında yer alan 1. ve 3. deneylere bakarak “Katotta biriken madde miktarını yalnızca elektroliz süresi belirler.” iddiasında bulunuyor. Bu iddiayı verilere dayanarak değerlendiriniz.</w:t>
       </w:r>
     </w:p>
     <w:p>
@@ -6418,7 +6344,7 @@
           <w:rFonts w:ascii="Times New Roman" w:hAnsi="Times New Roman" w:cs="Times New Roman"/>
           <w:lang w:val="tr-TR"/>
         </w:rPr>
-        <w:t xml:space="preserve"> elektrolizinde akım üç katına çıkarılıp süre aynı tutulursa anotta toplanan klor gazı hacmi nasıl değişir? Tablo A’daki verilerden kanıt göstererek açıklayınız.</w:t>
+        <w:t xml:space="preserve"> elektrolizinde akım üç katına çıkarılıp süre aynı tutulursa anotta toplanan klor gazı hacmi nasıl değişir? Analiz ve Keşif Atölyesi 1.7.’deki ölçüm sonuçlarından kanıt göstererek açıklayınız.</w:t>
       </w:r>
     </w:p>
     <w:tbl>
@@ -6956,7 +6882,7 @@
           <w:highlight w:val="yellow"/>
           <w:lang w:val="tr-TR"/>
         </w:rPr>
-        <w:t xml:space="preserve">Tablo A ve Tablo B’deki değerler Faraday yasasıyla (F = 96485 C/mol; Zn: 65 g/mol; Na: 23 g/mol; Al: 27 g/mol; 25 °C ve 1 atm’de gazın molar hacmi 24,47 L/mol) tarafımızca hesaplanmış, ölçüm hatasını yansıtacak biçimde küçük sapmalar eklenmiş öğretim amaçlı verilerdir. Programda bu öğrenme çıktısı için matematiksel hesaplama yapılmaması istendiğinden örnekler ve sorular orantısal yorum düzeyinde tutulmuştur.</w:t>
+        <w:t xml:space="preserve">Analiz ve Keşif Atölyesi 1.7.’deki iki hazır veri tablosunda yer alan değerler Faraday yasasıyla (F = 96485 C/mol; Zn: 65 g/mol; Na: 23 g/mol; Al: 27 g/mol; 25 °C ve 1 atm’de gazın molar hacmi 24,47 L/mol) tarafımızca hesaplanmış, ölçüm hatasını yansıtacak biçimde küçük sapmalar eklenmiş öğretim amaçlı verilerdir. Programda bu öğrenme çıktısı için matematiksel hesaplama yapılmaması istendiğinden örnekler ve sorular orantısal yorum düzeyinde tutulmuştur.</w:t>
       </w:r>
     </w:p>
     <w:sectPr>

--- a/Kim12-1-7-Madde-Elektrik-Iliskisi.docx
+++ b/Kim12-1-7-Madde-Elektrik-Iliskisi.docx
@@ -72,7 +72,7 @@
                 <w:rFonts w:ascii="Times New Roman" w:hAnsi="Times New Roman" w:cs="Times New Roman"/>
                 <w:lang w:val="tr-TR"/>
               </w:rPr>
-              <w:t xml:space="preserve">GÖRSEL ALANI</w:t>
+              <w:t xml:space="preserve">GÖRSEL ALANI (Shutterstock)</w:t>
             </w:r>
           </w:p>
           <w:p>
@@ -104,23 +104,7 @@
                 <w:rFonts w:ascii="Times New Roman" w:hAnsi="Times New Roman" w:cs="Times New Roman"/>
                 <w:lang w:val="tr-TR"/>
               </w:rPr>
-              <w:t xml:space="preserve">Shutterstock arama: “gold silver bronze medals ribbons”</w:t>
-            </w:r>
-          </w:p>
-          <w:p>
-            <w:pPr>
-              <w:jc w:val="both"/>
-              <w:rPr>
-                <w:rFonts w:ascii="Times New Roman" w:hAnsi="Times New Roman" w:cs="Times New Roman"/>
-                <w:lang w:val="tr-TR"/>
-              </w:rPr>
-            </w:pPr>
-            <w:r>
-              <w:rPr>
-                <w:rFonts w:ascii="Times New Roman" w:hAnsi="Times New Roman" w:cs="Times New Roman"/>
-                <w:lang w:val="tr-TR"/>
-              </w:rPr>
-              <w:t xml:space="preserve">Shutter ID: ……………</w:t>
+              <w:t xml:space="preserve">Shutter ID: 2681962101 (fotoğraf) — Gold, silver and bronze medals with ribbon</w:t>
             </w:r>
           </w:p>
         </w:tc>
@@ -193,7 +177,7 @@
                 <w:rFonts w:ascii="Times New Roman" w:hAnsi="Times New Roman" w:cs="Times New Roman"/>
                 <w:lang w:val="tr-TR"/>
               </w:rPr>
-              <w:t xml:space="preserve">GÖRSEL ALANI</w:t>
+              <w:t xml:space="preserve">GÖRSEL ALANI (Shutterstock)</w:t>
             </w:r>
           </w:p>
           <w:p>
@@ -225,23 +209,7 @@
                 <w:rFonts w:ascii="Times New Roman" w:hAnsi="Times New Roman" w:cs="Times New Roman"/>
                 <w:lang w:val="tr-TR"/>
               </w:rPr>
-              <w:t xml:space="preserve">Shutterstock arama: “electronic waste circuit boards recycling metals”</w:t>
-            </w:r>
-          </w:p>
-          <w:p>
-            <w:pPr>
-              <w:jc w:val="both"/>
-              <w:rPr>
-                <w:rFonts w:ascii="Times New Roman" w:hAnsi="Times New Roman" w:cs="Times New Roman"/>
-                <w:lang w:val="tr-TR"/>
-              </w:rPr>
-            </w:pPr>
-            <w:r>
-              <w:rPr>
-                <w:rFonts w:ascii="Times New Roman" w:hAnsi="Times New Roman" w:cs="Times New Roman"/>
-                <w:lang w:val="tr-TR"/>
-              </w:rPr>
-              <w:t xml:space="preserve">Shutter ID: ……………</w:t>
+              <w:t xml:space="preserve">Shutter ID: 2505052055 (fotoğraf) — Pile of electronic waste on factory floor</w:t>
             </w:r>
           </w:p>
         </w:tc>

--- a/Kim12-1-7-Madde-Elektrik-Iliskisi.docx
+++ b/Kim12-1-7-Madde-Elektrik-Iliskisi.docx
@@ -3748,9 +3748,8 @@
             </w:pPr>
             <w:r>
               <w:rPr>
-                <w:rFonts w:ascii="Times New Roman" w:hAnsi="Times New Roman" w:cs="Times New Roman"/>
                 <w:b/>
-                <w:bCs/>
+                <w:rFonts w:ascii="Times New Roman" w:hAnsi="Times New Roman" w:cs="Times New Roman"/>
                 <w:lang w:val="tr-TR"/>
               </w:rPr>
               <w:t xml:space="preserve">Michael Faraday’in gözlemleri:</w:t>
@@ -3760,7 +3759,7 @@
                 <w:rFonts w:ascii="Times New Roman" w:hAnsi="Times New Roman" w:cs="Times New Roman"/>
                 <w:lang w:val="tr-TR"/>
               </w:rPr>
-              <w:t xml:space="preserve"> İngiliz bilim insanı Michael Faraday 1830’lu yıllarda yaptığı deneylerde, bir elektroliz hücresinde elektrotlarda açığa çıkan madde miktarının, hücreden geçen toplam elektrik yükü miktarıyla doğru orantılı olduğunu buldu. Bir devreden geçen elektrik yükü (Q), akım (I) ile sürenin (t) çarpımına eşittir (Q = I · t). Elektrik yükünün birimi coulombdur (C). Faraday ayrıca aynı miktarda elektrik yükü farklı elektrolitlerden geçirildiğinde açığa çıkan maddelerin mol sayılarının, bu maddelerin iyonlarının yüküne bağlı olduğunu gösterdi.</w:t>
+              <w:t xml:space="preserve"> İngiliz bilim insanı Michael Faraday 1830’lu yıllarda yaptığı deneylerde, bir elektroliz hücresinde elektrotlarda açığa çıkan madde miktarının hücreden geçen toplam elektrik yükü miktarıyla doğru orantılı olduğunu buldu. Bir devreden geçen elektrik yükü (Q), akım (I) ile sürenin (t) çarpımına eşittir: Q = I · t. Akım amper (A), süre saniye (s) cinsinden alındığında elektrik yükünün birimi coulomb (C) olur. Faraday ayrıca aynı miktarda elektrik yükü farklı elektrolitlerden geçirildiğinde açığa çıkan maddelerin mol sayılarının, bu maddelerin iyonlarının yüküne bağlı olduğunu gösterdi.</w:t>
             </w:r>
           </w:p>
         </w:tc>
@@ -4881,7 +4880,52 @@
           <w:rFonts w:ascii="Times New Roman" w:hAnsi="Times New Roman" w:cs="Times New Roman"/>
           <w:lang w:val="tr-TR"/>
         </w:rPr>
-        <w:t xml:space="preserve">Analiz ve Keşif Atölyesi 1.7.’de akım sabitken elektroliz süresi iki katına çıktığında katotta biriken çinkonun kütlesinin de iki katına çıktığını, süre sabitken akım iki katına çıktığında yine kütlenin iki katına çıktığını fark ettiniz. Grafik A ve Grafik B’de görüldüğü gibi her iki grafik de başlangıç noktasından geçen birer doğrudur. Bu durum, elektrotta açığa çıkan madde miktarının hem akımla hem de süreyle doğru orantılı olduğunu gösterir.</w:t>
+        <w:t xml:space="preserve">Elektroliz olayında madde miktarı ile akım ve süre arasındaki ilişkiyi bir başka örnek üzerinde inceleyelim. Gümüş nitrat (AgNO</w:t>
+      </w:r>
+      <w:r>
+        <w:rPr>
+          <w:rFonts w:ascii="Times New Roman" w:hAnsi="Times New Roman" w:cs="Times New Roman"/>
+          <w:lang w:val="tr-TR"/>
+          <w:vertAlign w:val="subscript"/>
+        </w:rPr>
+        <w:t xml:space="preserve">3</w:t>
+      </w:r>
+      <w:r>
+        <w:rPr>
+          <w:rFonts w:ascii="Times New Roman" w:hAnsi="Times New Roman" w:cs="Times New Roman"/>
+          <w:lang w:val="tr-TR"/>
+        </w:rPr>
+        <w:t xml:space="preserve">) çözeltisi inert elektrotlarla elektroliz edildiğinde katotta Ag</w:t>
+      </w:r>
+      <w:r>
+        <w:rPr>
+          <w:rFonts w:ascii="Times New Roman" w:hAnsi="Times New Roman" w:cs="Times New Roman"/>
+          <w:lang w:val="tr-TR"/>
+          <w:vertAlign w:val="superscript"/>
+        </w:rPr>
+        <w:t xml:space="preserve">+</w:t>
+      </w:r>
+      <w:r>
+        <w:rPr>
+          <w:rFonts w:ascii="Times New Roman" w:hAnsi="Times New Roman" w:cs="Times New Roman"/>
+          <w:lang w:val="tr-TR"/>
+        </w:rPr>
+        <w:t xml:space="preserve">(suda) + e</w:t>
+      </w:r>
+      <w:r>
+        <w:rPr>
+          <w:rFonts w:ascii="Times New Roman" w:hAnsi="Times New Roman" w:cs="Times New Roman"/>
+          <w:lang w:val="tr-TR"/>
+          <w:vertAlign w:val="superscript"/>
+        </w:rPr>
+        <w:t xml:space="preserve">−</w:t>
+      </w:r>
+      <w:r>
+        <w:rPr>
+          <w:rFonts w:ascii="Times New Roman" w:hAnsi="Times New Roman" w:cs="Times New Roman"/>
+          <w:lang w:val="tr-TR"/>
+        </w:rPr>
+        <w:t xml:space="preserve"> → Ag(k) yarı tepkimesine göre gümüş birikir. Akım 0,50 A’de sabit tutularak farklı sürelerde ve süre 20 dakikada sabit tutularak farklı akımlarla yapılan elektrolizlerde katotta biriken gümüşün kütlesi Grafik A ve Grafik B’de verilmiştir. Her iki grafik de başlangıç noktasından geçen birer doğrudur: Akım sabitken süre iki katına çıktığında, süre sabitken de akım iki katına çıktığında biriken gümüşün kütlesi iki katına çıkar. Bu durum, elektrotta açığa çıkan madde miktarının hem akımla hem de süreyle doğru orantılı olduğunu gösterir.</w:t>
       </w:r>
     </w:p>
     <w:p xmlns:a="http://schemas.openxmlformats.org/drawingml/2006/main" xmlns:pic="http://schemas.openxmlformats.org/drawingml/2006/picture">
@@ -4895,8 +4939,8 @@
       <w:r>
         <w:drawing>
           <wp:inline distT="0" distB="0" distL="0" distR="0">
-            <wp:extent cx="3960000" cy="2420000"/>
-            <wp:docPr id="900007" name="Grafik 900007" descr="Kütle-süre grafiği"/>
+            <wp:extent cx="3960000" cy="2392500"/>
+            <wp:docPr id="900007" name="Grafik 900007" descr="Gümüş kütlesi-süre grafiği"/>
             <wp:cNvGraphicFramePr>
               <a:graphicFrameLocks noChangeAspect="1"/>
             </wp:cNvGraphicFramePr>
@@ -4916,7 +4960,7 @@
                   <pic:spPr>
                     <a:xfrm>
                       <a:off x="0" y="0"/>
-                      <a:ext cx="3960000" cy="2420000"/>
+                      <a:ext cx="3960000" cy="2392500"/>
                     </a:xfrm>
                     <a:prstGeom prst="rect">
                       <a:avLst/>
@@ -4939,9 +4983,8 @@
       </w:pPr>
       <w:r>
         <w:rPr>
-          <w:rFonts w:ascii="Times New Roman" w:hAnsi="Times New Roman" w:cs="Times New Roman"/>
           <w:b/>
-          <w:bCs/>
+          <w:rFonts w:ascii="Times New Roman" w:hAnsi="Times New Roman" w:cs="Times New Roman"/>
           <w:lang w:val="tr-TR"/>
         </w:rPr>
         <w:t xml:space="preserve">Grafik A:</w:t>
@@ -4951,22 +4994,22 @@
           <w:rFonts w:ascii="Times New Roman" w:hAnsi="Times New Roman" w:cs="Times New Roman"/>
           <w:lang w:val="tr-TR"/>
         </w:rPr>
-        <w:t xml:space="preserve"> 1,00 A akımla ergimiş ZnCl</w:t>
-      </w:r>
-      <w:r>
-        <w:rPr>
-          <w:rFonts w:ascii="Times New Roman" w:hAnsi="Times New Roman" w:cs="Times New Roman"/>
+        <w:t xml:space="preserve"> 0,50 A akımla AgNO</w:t>
+      </w:r>
+      <w:r>
+        <w:rPr>
+          <w:rFonts w:ascii="Times New Roman" w:hAnsi="Times New Roman" w:cs="Times New Roman"/>
+          <w:lang w:val="tr-TR"/>
           <w:vertAlign w:val="subscript"/>
-          <w:lang w:val="tr-TR"/>
-        </w:rPr>
-        <w:t xml:space="preserve">2</w:t>
-      </w:r>
-      <w:r>
-        <w:rPr>
-          <w:rFonts w:ascii="Times New Roman" w:hAnsi="Times New Roman" w:cs="Times New Roman"/>
-          <w:lang w:val="tr-TR"/>
-        </w:rPr>
-        <w:t xml:space="preserve"> elektrolizinde katotta biriken çinko kütlesinin süreyle değişimi</w:t>
+        </w:rPr>
+        <w:t xml:space="preserve">3</w:t>
+      </w:r>
+      <w:r>
+        <w:rPr>
+          <w:rFonts w:ascii="Times New Roman" w:hAnsi="Times New Roman" w:cs="Times New Roman"/>
+          <w:lang w:val="tr-TR"/>
+        </w:rPr>
+        <w:t xml:space="preserve"> çözeltisinin elektrolizinde katotta biriken gümüş kütlesinin süreyle değişimi</w:t>
       </w:r>
     </w:p>
     <w:p xmlns:a="http://schemas.openxmlformats.org/drawingml/2006/main" xmlns:pic="http://schemas.openxmlformats.org/drawingml/2006/picture">
@@ -4980,8 +5023,8 @@
       <w:r>
         <w:drawing>
           <wp:inline distT="0" distB="0" distL="0" distR="0">
-            <wp:extent cx="3960000" cy="2420000"/>
-            <wp:docPr id="900008" name="Grafik 900008" descr="Kütle-akım grafiği"/>
+            <wp:extent cx="3960000" cy="2392500"/>
+            <wp:docPr id="900008" name="Grafik 900008" descr="Gümüş kütlesi-akım grafiği"/>
             <wp:cNvGraphicFramePr>
               <a:graphicFrameLocks noChangeAspect="1"/>
             </wp:cNvGraphicFramePr>
@@ -5001,7 +5044,7 @@
                   <pic:spPr>
                     <a:xfrm>
                       <a:off x="0" y="0"/>
-                      <a:ext cx="3960000" cy="2420000"/>
+                      <a:ext cx="3960000" cy="2392500"/>
                     </a:xfrm>
                     <a:prstGeom prst="rect">
                       <a:avLst/>
@@ -5024,9 +5067,8 @@
       </w:pPr>
       <w:r>
         <w:rPr>
-          <w:rFonts w:ascii="Times New Roman" w:hAnsi="Times New Roman" w:cs="Times New Roman"/>
           <w:b/>
-          <w:bCs/>
+          <w:rFonts w:ascii="Times New Roman" w:hAnsi="Times New Roman" w:cs="Times New Roman"/>
           <w:lang w:val="tr-TR"/>
         </w:rPr>
         <w:t xml:space="preserve">Grafik B:</w:t>
@@ -5036,22 +5078,22 @@
           <w:rFonts w:ascii="Times New Roman" w:hAnsi="Times New Roman" w:cs="Times New Roman"/>
           <w:lang w:val="tr-TR"/>
         </w:rPr>
-        <w:t xml:space="preserve"> 20 dakikalık ergimiş ZnCl</w:t>
-      </w:r>
-      <w:r>
-        <w:rPr>
-          <w:rFonts w:ascii="Times New Roman" w:hAnsi="Times New Roman" w:cs="Times New Roman"/>
+        <w:t xml:space="preserve"> 20 dakikalık AgNO</w:t>
+      </w:r>
+      <w:r>
+        <w:rPr>
+          <w:rFonts w:ascii="Times New Roman" w:hAnsi="Times New Roman" w:cs="Times New Roman"/>
+          <w:lang w:val="tr-TR"/>
           <w:vertAlign w:val="subscript"/>
-          <w:lang w:val="tr-TR"/>
-        </w:rPr>
-        <w:t xml:space="preserve">2</w:t>
-      </w:r>
-      <w:r>
-        <w:rPr>
-          <w:rFonts w:ascii="Times New Roman" w:hAnsi="Times New Roman" w:cs="Times New Roman"/>
-          <w:lang w:val="tr-TR"/>
-        </w:rPr>
-        <w:t xml:space="preserve"> elektrolizinde katotta biriken çinko kütlesinin akımla değişimi</w:t>
+        </w:rPr>
+        <w:t xml:space="preserve">3</w:t>
+      </w:r>
+      <w:r>
+        <w:rPr>
+          <w:rFonts w:ascii="Times New Roman" w:hAnsi="Times New Roman" w:cs="Times New Roman"/>
+          <w:lang w:val="tr-TR"/>
+        </w:rPr>
+        <w:t xml:space="preserve"> çözeltisi elektrolizinde katotta biriken gümüş kütlesinin akımla değişimi</w:t>
       </w:r>
     </w:p>
     <w:p>
@@ -5067,56 +5109,8 @@
           <w:rFonts w:ascii="Times New Roman" w:hAnsi="Times New Roman" w:cs="Times New Roman"/>
           <w:lang w:val="tr-TR"/>
         </w:rPr>
-        <w:t xml:space="preserve">Peki 1. ve 8. deneylerde akım ve süre farklı olduğu hâlde kütlelerin eşit çıkması nasıl açıklanabilir? 1. deneyde 1,00 A akım 20 dakika, 8. deneyde ise 2,00 A akım 10 dakika uygulanmıştır. Akım iki katına çıkarken süre yarıya indiği için her iki deneyde de devreden aynı miktarda elektrik yükü geçmiştir. Elektrik akımı, birim zamanda devreden geçen yük miktarıdır. Devreden geçen toplam elektrik yükü (Q) akım (I) ile sürenin (t) çarpımına eşittir:</w:t>
-      </w:r>
-    </w:p>
-    <w:tbl>
-      <w:tblPr>
-        <w:tblW w:w="9000" w:type="dxa"/>
-        <w:jc w:val="center"/>
-        <w:tblBorders>
-          <w:top w:val="single" w:sz="8" w:space="0" w:color="7F7F7F"/>
-          <w:left w:val="single" w:sz="8" w:space="0" w:color="7F7F7F"/>
-          <w:bottom w:val="single" w:sz="8" w:space="0" w:color="7F7F7F"/>
-          <w:right w:val="single" w:sz="8" w:space="0" w:color="7F7F7F"/>
-        </w:tblBorders>
-      </w:tblPr>
-      <w:tblGrid>
-        <w:gridCol w:w="9000"/>
-      </w:tblGrid>
-      <w:tr>
-        <w:tc>
-          <w:tcPr>
-            <w:tcW w:w="9000" w:type="dxa"/>
-            <w:shd w:val="clear" w:color="auto" w:fill="DEEAF6"/>
-          </w:tcPr>
-          <w:p>
-            <w:pPr>
-              <w:jc w:val="both"/>
-              <w:rPr>
-                <w:rFonts w:ascii="Times New Roman" w:hAnsi="Times New Roman" w:cs="Times New Roman"/>
-                <w:lang w:val="tr-TR"/>
-              </w:rPr>
-            </w:pPr>
-            <w:r>
-              <w:rPr>
-                <w:rFonts w:ascii="Times New Roman" w:hAnsi="Times New Roman" w:cs="Times New Roman"/>
-                <w:lang w:val="tr-TR"/>
-              </w:rPr>
-              <w:t xml:space="preserve">Q = I · t        (Q: coulomb (C); I: amper (A); t: saniye (s))</w:t>
-            </w:r>
-          </w:p>
-        </w:tc>
-      </w:tr>
-    </w:tbl>
-    <w:p>
-      <w:pPr>
-        <w:jc w:val="both"/>
-        <w:rPr>
-          <w:rFonts w:ascii="Times New Roman" w:hAnsi="Times New Roman" w:cs="Times New Roman"/>
-          <w:lang w:val="tr-TR"/>
-        </w:rPr>
-      </w:pPr>
+        <w:t xml:space="preserve">Grafikler karşılaştırıldığında 0,50 A akımla 40 dakikada biriken gümüş kütlesinin (Grafik A), 1,00 A akımla 20 dakikada biriken gümüş kütlesine (Grafik B) eşit olduğu görülür. Akım iki katına çıkarken süre yarıya indiğinde devreden geçen toplam elektrik yükü (Q = I · t) değişmez. Elektrik akımı, birim zamanda devreden geçen yük miktarıdır; bu nedenle aynı akım daha uzun süre ya da aynı sürede daha büyük bir akım uygulandığında devreden daha fazla yük geçer.</w:t>
+      </w:r>
     </w:p>
     <w:p>
       <w:pPr>
@@ -5131,38 +5125,22 @@
           <w:rFonts w:ascii="Times New Roman" w:hAnsi="Times New Roman" w:cs="Times New Roman"/>
           <w:lang w:val="tr-TR"/>
         </w:rPr>
-        <w:t xml:space="preserve">Elektrotlarda gerçekleşen her yarı tepkimede belirli sayıda elektron alınır ya da verilir. Örneğin katotta bir Zn</w:t>
-      </w:r>
-      <w:r>
-        <w:rPr>
-          <w:rFonts w:ascii="Times New Roman" w:hAnsi="Times New Roman" w:cs="Times New Roman"/>
+        <w:t xml:space="preserve">Elektrotlarda gerçekleşen her yarı tepkimede belirli sayıda elektron alınır ya da verilir. Örneğin katotta bir Ag</w:t>
+      </w:r>
+      <w:r>
+        <w:rPr>
+          <w:rFonts w:ascii="Times New Roman" w:hAnsi="Times New Roman" w:cs="Times New Roman"/>
+          <w:lang w:val="tr-TR"/>
           <w:vertAlign w:val="superscript"/>
-          <w:lang w:val="tr-TR"/>
-        </w:rPr>
-        <w:t xml:space="preserve">2+</w:t>
-      </w:r>
-      <w:r>
-        <w:rPr>
-          <w:rFonts w:ascii="Times New Roman" w:hAnsi="Times New Roman" w:cs="Times New Roman"/>
-          <w:lang w:val="tr-TR"/>
-        </w:rPr>
-        <w:t xml:space="preserve"> iyonunun çinko atomuna dönüşmesi için iki elektron gerekir. Devreden ne kadar çok elektron geçerse o kadar çok iyon indirgenir ya da yükseltgenir. Bu nedenle elektroliz olayında belirleyici olan, devreden geçen toplam yük miktarıdır. Etkinlikte ulaştığınız bu sonuç </w:t>
-      </w:r>
-      <w:r>
-        <w:rPr>
-          <w:rFonts w:ascii="Times New Roman" w:hAnsi="Times New Roman" w:cs="Times New Roman"/>
-          <w:b/>
-          <w:bCs/>
-          <w:lang w:val="tr-TR"/>
-        </w:rPr>
-        <w:t xml:space="preserve">Faraday’in birinci elektroliz yasası</w:t>
-      </w:r>
-      <w:r>
-        <w:rPr>
-          <w:rFonts w:ascii="Times New Roman" w:hAnsi="Times New Roman" w:cs="Times New Roman"/>
-          <w:lang w:val="tr-TR"/>
-        </w:rPr>
-        <w:t xml:space="preserve"> olarak bilinir: Elektroliz sırasında bir elektrotta değişime uğrayan madde miktarı, hücreden geçen elektrik yükü miktarıyla doğru orantılıdır.</w:t>
+        </w:rPr>
+        <w:t xml:space="preserve">+</w:t>
+      </w:r>
+      <w:r>
+        <w:rPr>
+          <w:rFonts w:ascii="Times New Roman" w:hAnsi="Times New Roman" w:cs="Times New Roman"/>
+          <w:lang w:val="tr-TR"/>
+        </w:rPr>
+        <w:t xml:space="preserve"> iyonunun gümüş atomuna dönüşmesi için bir elektron gerekir. Devreden ne kadar çok elektron geçerse o kadar çok iyon indirgenir ya da yükseltgenir. Bu nedenle elektroliz olayında belirleyici olan, devreden geçen toplam yük miktarıdır. Bu ilişki Faraday’in birinci elektroliz yasası olarak bilinir: Elektroliz sırasında bir elektrotta değişime uğrayan madde miktarı, hücreden geçen elektrik yükü miktarıyla doğru orantılıdır.</w:t>
       </w:r>
     </w:p>
     <w:p>
@@ -5178,13 +5156,58 @@
           <w:rFonts w:ascii="Times New Roman" w:hAnsi="Times New Roman" w:cs="Times New Roman"/>
           <w:lang w:val="tr-TR"/>
         </w:rPr>
-        <w:t xml:space="preserve">Analiz ve Keşif Atölyesi 1.7.’de aynı yük miktarıyla yapılan elektrolizlerde katotta 0,0200 mol sodyum, 0,0100 mol çinko ve yaklaşık 0,00667 mol alüminyum oluştuğunu gördünüz. Bu farkın nedeni nedir? Na</w:t>
-      </w:r>
-      <w:r>
-        <w:rPr>
-          <w:rFonts w:ascii="Times New Roman" w:hAnsi="Times New Roman" w:cs="Times New Roman"/>
+        <w:t xml:space="preserve">Aynı miktarda elektrik yükü farklı elektrolitlerden geçirildiğinde oluşan madde miktarları nasıl karşılaştırılır? Gümüş nitrat (AgNO</w:t>
+      </w:r>
+      <w:r>
+        <w:rPr>
+          <w:rFonts w:ascii="Times New Roman" w:hAnsi="Times New Roman" w:cs="Times New Roman"/>
+          <w:lang w:val="tr-TR"/>
+          <w:vertAlign w:val="subscript"/>
+        </w:rPr>
+        <w:t xml:space="preserve">3</w:t>
+      </w:r>
+      <w:r>
+        <w:rPr>
+          <w:rFonts w:ascii="Times New Roman" w:hAnsi="Times New Roman" w:cs="Times New Roman"/>
+          <w:lang w:val="tr-TR"/>
+        </w:rPr>
+        <w:t xml:space="preserve">), bakır(II) sülfat (CuSO</w:t>
+      </w:r>
+      <w:r>
+        <w:rPr>
+          <w:rFonts w:ascii="Times New Roman" w:hAnsi="Times New Roman" w:cs="Times New Roman"/>
+          <w:lang w:val="tr-TR"/>
+          <w:vertAlign w:val="subscript"/>
+        </w:rPr>
+        <w:t xml:space="preserve">4</w:t>
+      </w:r>
+      <w:r>
+        <w:rPr>
+          <w:rFonts w:ascii="Times New Roman" w:hAnsi="Times New Roman" w:cs="Times New Roman"/>
+          <w:lang w:val="tr-TR"/>
+        </w:rPr>
+        <w:t xml:space="preserve">) ve altın(III) iyonları (Au</w:t>
+      </w:r>
+      <w:r>
+        <w:rPr>
+          <w:rFonts w:ascii="Times New Roman" w:hAnsi="Times New Roman" w:cs="Times New Roman"/>
+          <w:lang w:val="tr-TR"/>
           <w:vertAlign w:val="superscript"/>
-          <w:lang w:val="tr-TR"/>
+        </w:rPr>
+        <w:t xml:space="preserve">3+</w:t>
+      </w:r>
+      <w:r>
+        <w:rPr>
+          <w:rFonts w:ascii="Times New Roman" w:hAnsi="Times New Roman" w:cs="Times New Roman"/>
+          <w:lang w:val="tr-TR"/>
+        </w:rPr>
+        <w:t xml:space="preserve">) içeren üç çözelti seri bağlanarak elektroliz edildiğinde her kaptan aynı akım aynı süre boyunca, yani aynı sayıda elektron geçer. Katotlarda Ag</w:t>
+      </w:r>
+      <w:r>
+        <w:rPr>
+          <w:rFonts w:ascii="Times New Roman" w:hAnsi="Times New Roman" w:cs="Times New Roman"/>
+          <w:lang w:val="tr-TR"/>
+          <w:vertAlign w:val="superscript"/>
         </w:rPr>
         <w:t xml:space="preserve">+</w:t>
       </w:r>
@@ -5193,13 +5216,13 @@
           <w:rFonts w:ascii="Times New Roman" w:hAnsi="Times New Roman" w:cs="Times New Roman"/>
           <w:lang w:val="tr-TR"/>
         </w:rPr>
-        <w:t xml:space="preserve"> iyonu bir, Zn</w:t>
-      </w:r>
-      <w:r>
-        <w:rPr>
-          <w:rFonts w:ascii="Times New Roman" w:hAnsi="Times New Roman" w:cs="Times New Roman"/>
+        <w:t xml:space="preserve"> iyonu bir, Cu</w:t>
+      </w:r>
+      <w:r>
+        <w:rPr>
+          <w:rFonts w:ascii="Times New Roman" w:hAnsi="Times New Roman" w:cs="Times New Roman"/>
+          <w:lang w:val="tr-TR"/>
           <w:vertAlign w:val="superscript"/>
-          <w:lang w:val="tr-TR"/>
         </w:rPr>
         <w:t xml:space="preserve">2+</w:t>
       </w:r>
@@ -5208,13 +5231,13 @@
           <w:rFonts w:ascii="Times New Roman" w:hAnsi="Times New Roman" w:cs="Times New Roman"/>
           <w:lang w:val="tr-TR"/>
         </w:rPr>
-        <w:t xml:space="preserve"> iyonu iki, Al</w:t>
-      </w:r>
-      <w:r>
-        <w:rPr>
-          <w:rFonts w:ascii="Times New Roman" w:hAnsi="Times New Roman" w:cs="Times New Roman"/>
+        <w:t xml:space="preserve"> iyonu iki, Au</w:t>
+      </w:r>
+      <w:r>
+        <w:rPr>
+          <w:rFonts w:ascii="Times New Roman" w:hAnsi="Times New Roman" w:cs="Times New Roman"/>
+          <w:lang w:val="tr-TR"/>
           <w:vertAlign w:val="superscript"/>
-          <w:lang w:val="tr-TR"/>
         </w:rPr>
         <w:t xml:space="preserve">3+</w:t>
       </w:r>
@@ -5223,23 +5246,7 @@
           <w:rFonts w:ascii="Times New Roman" w:hAnsi="Times New Roman" w:cs="Times New Roman"/>
           <w:lang w:val="tr-TR"/>
         </w:rPr>
-        <w:t xml:space="preserve"> iyonu üç elektron alarak metale dönüşür. Aynı sayıda elektron geçtiğinde iyon yükü büyüdükçe indirgenebilen iyon sayısı azalır; sodyumun mol sayısı çinkonun iki katı, alüminyumun üç katıdır. Buna göre aynı miktarda elektrik yükü farklı elektrolitlerden geçirildiğinde açığa çıkan maddelerin mol sayıları, bu maddelerin oluşumu sırasında alınan ya da verilen elektron sayısıyla ters orantılıdır. Bu genelleme </w:t>
-      </w:r>
-      <w:r>
-        <w:rPr>
-          <w:rFonts w:ascii="Times New Roman" w:hAnsi="Times New Roman" w:cs="Times New Roman"/>
-          <w:b/>
-          <w:bCs/>
-          <w:lang w:val="tr-TR"/>
-        </w:rPr>
-        <w:t xml:space="preserve">Faraday’in ikinci elektroliz yasası</w:t>
-      </w:r>
-      <w:r>
-        <w:rPr>
-          <w:rFonts w:ascii="Times New Roman" w:hAnsi="Times New Roman" w:cs="Times New Roman"/>
-          <w:lang w:val="tr-TR"/>
-        </w:rPr>
-        <w:t xml:space="preserve"> olarak bilinir.</w:t>
+        <w:t xml:space="preserve"> iyonu üç elektron alarak metale dönüşür. Bu nedenle devreden 6 mol elektron geçtiğinde katotlarda 6 mol gümüş, 3 mol bakır ve 2 mol altın birikir. Aynı sayıda elektron geçtiğinde iyon yükü büyüdükçe indirgenebilen iyon sayısı azalır. Buna göre aynı miktarda elektrik yükü farklı elektrolitlerden geçirildiğinde açığa çıkan maddelerin mol sayıları, bu maddelerin oluşumu sırasında alınan ya da verilen elektron sayısıyla ters orantılıdır. Bu genelleme Faraday’in ikinci elektroliz yasası olarak bilinir.</w:t>
       </w:r>
     </w:p>
     <w:p>
@@ -5255,29 +5262,28 @@
           <w:rFonts w:ascii="Times New Roman" w:hAnsi="Times New Roman" w:cs="Times New Roman"/>
           <w:lang w:val="tr-TR"/>
         </w:rPr>
-        <w:t xml:space="preserve">Bir mol elektronun taşıdığı elektrik yükü yaklaşık 96485 coulombdur. Bu değere </w:t>
-      </w:r>
-      <w:r>
-        <w:rPr>
-          <w:rFonts w:ascii="Times New Roman" w:hAnsi="Times New Roman" w:cs="Times New Roman"/>
-          <w:b/>
-          <w:bCs/>
-          <w:lang w:val="tr-TR"/>
-        </w:rPr>
-        <w:t xml:space="preserve">Faraday sabiti</w:t>
-      </w:r>
-      <w:r>
-        <w:rPr>
-          <w:rFonts w:ascii="Times New Roman" w:hAnsi="Times New Roman" w:cs="Times New Roman"/>
-          <w:lang w:val="tr-TR"/>
-        </w:rPr>
-        <w:t xml:space="preserve"> (F) denir. Bu elektrolizlerde devreden yaklaşık 1930 C, yani 0,0200 mol elektron geçmiştir. Aynı sayıda elektron, katot ve anotta eşit sayıda elektron alışverişini gerektirdiğinden anot ve katotta oluşan maddelerin miktarları da birbiriyle ilişkilidir. Örneğin ergimiş ZnCl</w:t>
-      </w:r>
-      <w:r>
-        <w:rPr>
-          <w:rFonts w:ascii="Times New Roman" w:hAnsi="Times New Roman" w:cs="Times New Roman"/>
+        <w:t xml:space="preserve">Bir mol elektronun taşıdığı elektrik yükü yaklaşık 96485 coulombdur. Bu değere Faraday sabiti (F) denir. Elektrolizde katotta alınan elektron sayısı anotta verilen elektron sayısına eşit olduğundan anot ve katotta oluşan maddelerin miktarları da birbiriyle ilişkilidir. Örneğin AgNO</w:t>
+      </w:r>
+      <w:r>
+        <w:rPr>
+          <w:rFonts w:ascii="Times New Roman" w:hAnsi="Times New Roman" w:cs="Times New Roman"/>
+          <w:lang w:val="tr-TR"/>
           <w:vertAlign w:val="subscript"/>
-          <w:lang w:val="tr-TR"/>
+        </w:rPr>
+        <w:t xml:space="preserve">3</w:t>
+      </w:r>
+      <w:r>
+        <w:rPr>
+          <w:rFonts w:ascii="Times New Roman" w:hAnsi="Times New Roman" w:cs="Times New Roman"/>
+          <w:lang w:val="tr-TR"/>
+        </w:rPr>
+        <w:t xml:space="preserve"> çözeltisinin inert elektrotlarla elektrolizinde anotta su yükseltgenir: 2H</w:t>
+      </w:r>
+      <w:r>
+        <w:rPr>
+          <w:rFonts w:ascii="Times New Roman" w:hAnsi="Times New Roman" w:cs="Times New Roman"/>
+          <w:lang w:val="tr-TR"/>
+          <w:vertAlign w:val="subscript"/>
         </w:rPr>
         <w:t xml:space="preserve">2</w:t>
       </w:r>
@@ -5286,7 +5292,52 @@
           <w:rFonts w:ascii="Times New Roman" w:hAnsi="Times New Roman" w:cs="Times New Roman"/>
           <w:lang w:val="tr-TR"/>
         </w:rPr>
-        <w:t xml:space="preserve"> elektrolizinde katotta bir mol çinko oluşurken anotta bir mol klor gazı açığa çıkar. Analiz ve Keşif Atölyesi 1.7.’deki ölçüm sonuçlarında klor gazı hacminin de akım ve süreyle aynı örüntüyü göstermesi bununla açıklanabilir.</w:t>
+        <w:t xml:space="preserve">O(s) → O</w:t>
+      </w:r>
+      <w:r>
+        <w:rPr>
+          <w:rFonts w:ascii="Times New Roman" w:hAnsi="Times New Roman" w:cs="Times New Roman"/>
+          <w:lang w:val="tr-TR"/>
+          <w:vertAlign w:val="subscript"/>
+        </w:rPr>
+        <w:t xml:space="preserve">2</w:t>
+      </w:r>
+      <w:r>
+        <w:rPr>
+          <w:rFonts w:ascii="Times New Roman" w:hAnsi="Times New Roman" w:cs="Times New Roman"/>
+          <w:lang w:val="tr-TR"/>
+        </w:rPr>
+        <w:t xml:space="preserve">(g) + 4H</w:t>
+      </w:r>
+      <w:r>
+        <w:rPr>
+          <w:rFonts w:ascii="Times New Roman" w:hAnsi="Times New Roman" w:cs="Times New Roman"/>
+          <w:lang w:val="tr-TR"/>
+          <w:vertAlign w:val="superscript"/>
+        </w:rPr>
+        <w:t xml:space="preserve">+</w:t>
+      </w:r>
+      <w:r>
+        <w:rPr>
+          <w:rFonts w:ascii="Times New Roman" w:hAnsi="Times New Roman" w:cs="Times New Roman"/>
+          <w:lang w:val="tr-TR"/>
+        </w:rPr>
+        <w:t xml:space="preserve">(suda) + 4e</w:t>
+      </w:r>
+      <w:r>
+        <w:rPr>
+          <w:rFonts w:ascii="Times New Roman" w:hAnsi="Times New Roman" w:cs="Times New Roman"/>
+          <w:lang w:val="tr-TR"/>
+          <w:vertAlign w:val="superscript"/>
+        </w:rPr>
+        <w:t xml:space="preserve">−</w:t>
+      </w:r>
+      <w:r>
+        <w:rPr>
+          <w:rFonts w:ascii="Times New Roman" w:hAnsi="Times New Roman" w:cs="Times New Roman"/>
+          <w:lang w:val="tr-TR"/>
+        </w:rPr>
+        <w:t xml:space="preserve">. Bu elektrolizde katotta 4 mol gümüş birikirken anotta 1 mol oksijen gazı açığa çıkar. Bu nedenle anotta toplanan gaz miktarı da katotta biriken metal miktarı gibi akım ve süreyle doğru orantılı olarak artar.</w:t>
       </w:r>
     </w:p>
     <w:p>
@@ -5763,7 +5814,7 @@
           <w:rFonts w:ascii="Times New Roman" w:hAnsi="Times New Roman" w:cs="Times New Roman"/>
           <w:lang w:val="tr-TR"/>
         </w:rPr>
-        <w:t xml:space="preserve">Bir öğrenci, Analiz ve Keşif Atölyesi 1.7.’deki ölçüm sonuçlarında yer alan 1. ve 3. deneylere bakarak “Katotta biriken madde miktarını yalnızca elektroliz süresi belirler.” iddiasında bulunuyor. Bu iddiayı verilere dayanarak değerlendiriniz.</w:t>
+        <w:t xml:space="preserve">Bir öğrenci nikel(II) sülfat çözeltisiyle üç elektroliz deneyi yapmış ve katotta biriken nikelin kütlesini ölçmüştür: 1. deney 0,50 A, 20 dk, 0,183 g; 2. deney 0,50 A, 40 dk, 0,367 g; 3. deney 1,00 A, 20 dk, 0,367 g. Öğrenci yalnızca 1. ve 2. deneylere bakarak “Katotta biriken madde miktarını yalnızca elektroliz süresi belirler.” iddiasında bulunuyor. Bu iddiayı verilere dayanarak değerlendiriniz.</w:t>
       </w:r>
     </w:p>
     <w:p>
@@ -5797,7 +5848,7 @@
           <w:rFonts w:ascii="Times New Roman" w:hAnsi="Times New Roman" w:cs="Times New Roman"/>
           <w:lang w:val="tr-TR"/>
         </w:rPr>
-        <w:t xml:space="preserve">1. ve 3. deneylerde akım sabit (1,00 A), süre 20 dakikadan 40 dakikaya çıkmış ve kütle 0,403 g’dan 0,807 g’a yükselmiştir. Bu veriler sürenin etkili olduğunu gösterir. Ancak 1. ve 4. deneylerde süre aynı (20 dk), akım 1,00 A’den 2,00 A’e çıkmış ve kütle de yaklaşık iki katına (0,810 g) yükselmiştir. Bu nedenle iddia eksiktir. Katotta biriken madde miktarını süre ile akım birlikte, yani devreden geçen toplam elektrik yükü belirler.</w:t>
+        <w:t xml:space="preserve">1. ve 2. deneylerde akım sabit (0,50 A), süre 20 dakikadan 40 dakikaya çıkmış ve kütle 0,183 g’dan 0,367 g’a yükselmiştir. Bu veriler sürenin etkili olduğunu gösterir. Ancak 1. ve 3. deneylerde süre aynı (20 dk), akım 0,50 A’den 1,00 A’e çıkmış ve kütle yine iki katına (0,367 g) yükselmiştir. Bu nedenle iddia eksiktir. Katotta biriken madde miktarını süre ile akım birlikte, yani devreden geçen toplam elektrik yükü belirler. 2. ve 3. deneylerde akım ile sürenin çarpımı aynı olduğu için biriken nikel kütleleri de eşittir.</w:t>
       </w:r>
     </w:p>
     <w:p>
@@ -6196,13 +6247,13 @@
           <w:rFonts w:ascii="Times New Roman" w:hAnsi="Times New Roman" w:cs="Times New Roman"/>
           <w:lang w:val="tr-TR"/>
         </w:rPr>
-        <w:t xml:space="preserve">Ergimiş NaCl, ergimiş ZnCl</w:t>
-      </w:r>
-      <w:r>
-        <w:rPr>
-          <w:rFonts w:ascii="Times New Roman" w:hAnsi="Times New Roman" w:cs="Times New Roman"/>
+        <w:t xml:space="preserve">Ergimiş KCl, ergimiş CaCl</w:t>
+      </w:r>
+      <w:r>
+        <w:rPr>
+          <w:rFonts w:ascii="Times New Roman" w:hAnsi="Times New Roman" w:cs="Times New Roman"/>
+          <w:lang w:val="tr-TR"/>
           <w:vertAlign w:val="subscript"/>
-          <w:lang w:val="tr-TR"/>
         </w:rPr>
         <w:t xml:space="preserve">2</w:t>
       </w:r>
@@ -6216,8 +6267,8 @@
       <w:r>
         <w:rPr>
           <w:rFonts w:ascii="Times New Roman" w:hAnsi="Times New Roman" w:cs="Times New Roman"/>
+          <w:lang w:val="tr-TR"/>
           <w:vertAlign w:val="subscript"/>
-          <w:lang w:val="tr-TR"/>
         </w:rPr>
         <w:t xml:space="preserve">2</w:t>
       </w:r>
@@ -6231,8 +6282,8 @@
       <w:r>
         <w:rPr>
           <w:rFonts w:ascii="Times New Roman" w:hAnsi="Times New Roman" w:cs="Times New Roman"/>
+          <w:lang w:val="tr-TR"/>
           <w:vertAlign w:val="subscript"/>
-          <w:lang w:val="tr-TR"/>
         </w:rPr>
         <w:t xml:space="preserve">3</w:t>
       </w:r>
@@ -6297,13 +6348,13 @@
           <w:rFonts w:ascii="Times New Roman" w:hAnsi="Times New Roman" w:cs="Times New Roman"/>
           <w:lang w:val="tr-TR"/>
         </w:rPr>
-        <w:t xml:space="preserve">Ergimiş ZnCl</w:t>
-      </w:r>
-      <w:r>
-        <w:rPr>
-          <w:rFonts w:ascii="Times New Roman" w:hAnsi="Times New Roman" w:cs="Times New Roman"/>
+        <w:t xml:space="preserve">Ergimiş MgCl</w:t>
+      </w:r>
+      <w:r>
+        <w:rPr>
+          <w:rFonts w:ascii="Times New Roman" w:hAnsi="Times New Roman" w:cs="Times New Roman"/>
+          <w:lang w:val="tr-TR"/>
           <w:vertAlign w:val="subscript"/>
-          <w:lang w:val="tr-TR"/>
         </w:rPr>
         <w:t xml:space="preserve">2</w:t>
       </w:r>
@@ -6312,7 +6363,7 @@
           <w:rFonts w:ascii="Times New Roman" w:hAnsi="Times New Roman" w:cs="Times New Roman"/>
           <w:lang w:val="tr-TR"/>
         </w:rPr>
-        <w:t xml:space="preserve"> elektrolizinde akım üç katına çıkarılıp süre aynı tutulursa anotta toplanan klor gazı hacmi nasıl değişir? Analiz ve Keşif Atölyesi 1.7.’deki ölçüm sonuçlarından kanıt göstererek açıklayınız.</w:t>
+        <w:t xml:space="preserve"> elektrolizinde akım üç katına çıkarılıp süre aynı tutulursa anotta toplanan klor gazı hacmi nasıl değişir? Faraday’in elektroliz yasasına dayanarak açıklayınız.</w:t>
       </w:r>
     </w:p>
     <w:tbl>
@@ -6850,7 +6901,7 @@
           <w:highlight w:val="yellow"/>
           <w:lang w:val="tr-TR"/>
         </w:rPr>
-        <w:t xml:space="preserve">Analiz ve Keşif Atölyesi 1.7.’deki iki hazır veri tablosunda yer alan değerler Faraday yasasıyla (F = 96485 C/mol; Zn: 65 g/mol; Na: 23 g/mol; Al: 27 g/mol; 25 °C ve 1 atm’de gazın molar hacmi 24,47 L/mol) tarafımızca hesaplanmış, ölçüm hatasını yansıtacak biçimde küçük sapmalar eklenmiş öğretim amaçlı verilerdir. Programda bu öğrenme çıktısı için matematiksel hesaplama yapılmaması istendiğinden örnekler ve sorular orantısal yorum düzeyinde tutulmuştur.</w:t>
+        <w:t xml:space="preserve">Analiz ve Keşif Atölyesi 1.7.’deki iki hazır veri tablosunda yer alan değerler Faraday yasasıyla (F = 96485 C/mol; Zn: 65 g/mol; Na: 23 g/mol; Al: 27 g/mol; 25 °C ve 1 atm’de gazın molar hacmi 24,47 L/mol) tarafımızca hesaplanmış, ölçüm hatasını yansıtacak biçimde küçük sapmalar eklenmiş öğretim amaçlı verilerdir. Bilgi metnindeki gümüş nitrat grafikleri ile Örnek-Çözüm Atölyesi 1.16’daki nikel verileri de aynı yolla (Ag: 108 g/mol; Ni: 59 g/mol) hesaplanmıştır. Programda bu öğrenme çıktısı için matematiksel hesaplama yapılmaması istendiğinden örnekler ve sorular orantısal yorum düzeyinde tutulmuştur.</w:t>
       </w:r>
     </w:p>
     <w:sectPr>

--- a/Kim12-1-7-Madde-Elektrik-Iliskisi.docx
+++ b/Kim12-1-7-Madde-Elektrik-Iliskisi.docx
@@ -262,7 +262,7 @@
           <w:rFonts w:ascii="Times New Roman" w:hAnsi="Times New Roman" w:cs="Times New Roman"/>
           <w:lang w:val="tr-TR"/>
         </w:rPr>
-        <w:t xml:space="preserve">Bir etkinlik yaparak keşfediniz. Analiz ve Keşif Atölyesi 1.7.’de kanıt kullanma becerinizi geliştireceksiniz: Elektroliz olayının gözlemlenebilir ve ölçülebilir niteliklerini belirlemek için ölçütler oluşturacak, ergimiş bir tuzun elektrolizine ait verileri değişkenler arasındaki ilişkileri gösterecek şekilde düzenleyecek, madde miktarı ile akım ve süre arasındaki ilişkiye yönelik iddialarınızı verilere dayanarak açıklayacak ve bu açıklamaları Faraday’in elektroliz yasasına ilişkin bilimsel bilgiyle destekleyeceksiniz. Bu süreçte merakınızın peşinden gidecek, dijital ve görsel materyallerdeki bilgileri okuyup yorumlayarak kendi ifadelerinizle aktaracaksınız.</w:t>
+        <w:t xml:space="preserve">Bu sorunun cevabını bir etkinlik yaparak keşfediniz. Analiz ve Keşif Atölyesi 1.7.’de kanıt kullanma becerinizi geliştireceksiniz: Elektroliz olayının gözlemlenebilir ve ölçülebilir niteliklerini belirlemek için ölçütler oluşturacak, ergimiş bir tuzun elektrolizine ait verileri değişkenler arasındaki ilişkileri gösterecek şekilde düzenleyecek, madde miktarı ile akım ve süre arasındaki ilişkiye yönelik iddialarınızı verilere dayanarak açıklayacak ve bu açıklamaları Faraday’in elektroliz yasasına ilişkin bilimsel bilgiyle destekleyeceksiniz. Bu süreçte merakınızın peşinden gidecek, dijital ve görsel materyallerdeki bilgileri okuyup yorumlayarak kendi ifadelerinizle aktaracaksınız.</w:t>
       </w:r>
     </w:p>
     <w:p>

--- a/Kim12-1-7-Madde-Elektrik-Iliskisi.docx
+++ b/Kim12-1-7-Madde-Elektrik-Iliskisi.docx
@@ -3233,7 +3233,7 @@
       <w:r>
         <w:drawing>
           <wp:inline distT="0" distB="0" distL="0" distR="0">
-            <wp:extent cx="3960000" cy="2420000"/>
+            <wp:extent cx="3715519" cy="2465836"/>
             <wp:docPr id="900003" name="Grafik 900003" descr="Boş kütle-süre grafik alanı"/>
             <wp:cNvGraphicFramePr>
               <a:graphicFrameLocks noChangeAspect="1"/>
@@ -3254,7 +3254,7 @@
                   <pic:spPr>
                     <a:xfrm>
                       <a:off x="0" y="0"/>
-                      <a:ext cx="3960000" cy="2420000"/>
+                      <a:ext cx="3715519" cy="2465836"/>
                     </a:xfrm>
                     <a:prstGeom prst="rect">
                       <a:avLst/>
@@ -3278,7 +3278,7 @@
       <w:r>
         <w:drawing>
           <wp:inline distT="0" distB="0" distL="0" distR="0">
-            <wp:extent cx="3960000" cy="2420000"/>
+            <wp:extent cx="3712471" cy="2465836"/>
             <wp:docPr id="900004" name="Grafik 900004" descr="Boş kütle-akım grafik alanı"/>
             <wp:cNvGraphicFramePr>
               <a:graphicFrameLocks noChangeAspect="1"/>
@@ -3299,7 +3299,7 @@
                   <pic:spPr>
                     <a:xfrm>
                       <a:off x="0" y="0"/>
-                      <a:ext cx="3960000" cy="2420000"/>
+                      <a:ext cx="3712471" cy="2465836"/>
                     </a:xfrm>
                     <a:prstGeom prst="rect">
                       <a:avLst/>
@@ -4939,7 +4939,7 @@
       <w:r>
         <w:drawing>
           <wp:inline distT="0" distB="0" distL="0" distR="0">
-            <wp:extent cx="3960000" cy="2392500"/>
+            <wp:extent cx="3950215" cy="2389636"/>
             <wp:docPr id="900007" name="Grafik 900007" descr="Gümüş kütlesi-süre grafiği"/>
             <wp:cNvGraphicFramePr>
               <a:graphicFrameLocks noChangeAspect="1"/>
@@ -4960,7 +4960,7 @@
                   <pic:spPr>
                     <a:xfrm>
                       <a:off x="0" y="0"/>
-                      <a:ext cx="3960000" cy="2392500"/>
+                      <a:ext cx="3950215" cy="2389636"/>
                     </a:xfrm>
                     <a:prstGeom prst="rect">
                       <a:avLst/>
@@ -5023,7 +5023,7 @@
       <w:r>
         <w:drawing>
           <wp:inline distT="0" distB="0" distL="0" distR="0">
-            <wp:extent cx="3960000" cy="2392500"/>
+            <wp:extent cx="3992887" cy="2389636"/>
             <wp:docPr id="900008" name="Grafik 900008" descr="Gümüş kütlesi-akım grafiği"/>
             <wp:cNvGraphicFramePr>
               <a:graphicFrameLocks noChangeAspect="1"/>
@@ -5044,7 +5044,7 @@
                   <pic:spPr>
                     <a:xfrm>
                       <a:off x="0" y="0"/>
-                      <a:ext cx="3960000" cy="2392500"/>
+                      <a:ext cx="3992887" cy="2389636"/>
                     </a:xfrm>
                     <a:prstGeom prst="rect">
                       <a:avLst/>
@@ -6160,7 +6160,7 @@
       <w:r>
         <w:drawing>
           <wp:inline distT="0" distB="0" distL="0" distR="0">
-            <wp:extent cx="3240000" cy="2025000"/>
+            <wp:extent cx="2996189" cy="1917195"/>
             <wp:docPr id="900013" name="Grafik 900013" descr="K ve L doğruları"/>
             <wp:cNvGraphicFramePr>
               <a:graphicFrameLocks noChangeAspect="1"/>
@@ -6181,7 +6181,7 @@
                   <pic:spPr>
                     <a:xfrm>
                       <a:off x="0" y="0"/>
-                      <a:ext cx="3240000" cy="2025000"/>
+                      <a:ext cx="2996189" cy="1917195"/>
                     </a:xfrm>
                     <a:prstGeom prst="rect">
                       <a:avLst/>

--- a/Kim12-1-7-Madde-Elektrik-Iliskisi.docx
+++ b/Kim12-1-7-Madde-Elektrik-Iliskisi.docx
@@ -347,7 +347,7 @@
       <w:r>
         <w:drawing>
           <wp:inline distT="0" distB="0" distL="0" distR="0">
-            <wp:extent cx="4680000" cy="3609642"/>
+            <wp:extent cx="4669545" cy="3617983"/>
             <wp:docPr id="900001" name="Grafik 900001" descr="Ergimiş ZnCl2 elektroliz düzeneği"/>
             <wp:cNvGraphicFramePr>
               <a:graphicFrameLocks noChangeAspect="1"/>
@@ -368,7 +368,7 @@
                   <pic:spPr>
                     <a:xfrm>
                       <a:off x="0" y="0"/>
-                      <a:ext cx="4680000" cy="3609642"/>
+                      <a:ext cx="4669545" cy="3617983"/>
                     </a:xfrm>
                     <a:prstGeom prst="rect">
                       <a:avLst/>

--- a/Kim12-1-7-Madde-Elektrik-Iliskisi.docx
+++ b/Kim12-1-7-Madde-Elektrik-Iliskisi.docx
@@ -39,99 +39,73 @@
         <w:t xml:space="preserve">2020 Tokyo Olimpiyat Oyunları’nda Türk sporcular 2 altın, 2 gümüş ve 9 bronz olmak üzere 13 madalya kazandı (Görsel A). Peki bu madalyaların yapıldığı metallerin nasıl elde edildiğini biliyor musunuz? Bu oyunlarda dağıtılan madalyaların metalleri, halkın bağışladığı eski cep telefonları ve küçük elektronik cihazlardan geri kazanılmıştır (Görsel B). Elektronik atıklardan ayrılan bakır, gümüş ve altın gibi metallerin saflaştırılmasında elektroliz yöntemlerinden yararlanılır. Bir elektroliz tesisinde belirli bir miktarda metal elde etmek için ne kadar süre çalışılması gerektiği nasıl belirlenir? Elektrotlarda oluşan madde miktarı devreden geçen akıma ve elektroliz süresine nasıl bağlıdır?</w:t>
       </w:r>
     </w:p>
-    <w:tbl>
-      <w:tblPr>
-        <w:tblW w:w="9000" w:type="dxa"/>
+    <w:p>
+      <w:pPr>
         <w:jc w:val="center"/>
-        <w:tblBorders>
-          <w:top w:val="single" w:sz="8" w:space="0" w:color="7F7F7F"/>
-          <w:left w:val="single" w:sz="8" w:space="0" w:color="7F7F7F"/>
-          <w:bottom w:val="single" w:sz="8" w:space="0" w:color="7F7F7F"/>
-          <w:right w:val="single" w:sz="8" w:space="0" w:color="7F7F7F"/>
-        </w:tblBorders>
-      </w:tblPr>
-      <w:tblGrid>
-        <w:gridCol w:w="9000"/>
-      </w:tblGrid>
-      <w:tr>
-        <w:tc>
-          <w:tcPr>
-            <w:tcW w:w="9000" w:type="dxa"/>
-            <w:shd w:val="clear" w:color="auto" w:fill="EDEDED"/>
-          </w:tcPr>
-          <w:p>
-            <w:pPr>
-              <w:jc w:val="both"/>
-              <w:rPr>
-                <w:rFonts w:ascii="Times New Roman" w:hAnsi="Times New Roman" w:cs="Times New Roman"/>
-                <w:lang w:val="tr-TR"/>
-              </w:rPr>
-            </w:pPr>
-            <w:r>
-              <w:rPr>
-                <w:rFonts w:ascii="Times New Roman" w:hAnsi="Times New Roman" w:cs="Times New Roman"/>
-                <w:lang w:val="tr-TR"/>
-              </w:rPr>
-              <w:t xml:space="preserve">GÖRSEL ALANI (Shutterstock)</w:t>
-            </w:r>
-          </w:p>
-          <w:p>
-            <w:pPr>
-              <w:jc w:val="both"/>
-              <w:rPr>
-                <w:rFonts w:ascii="Times New Roman" w:hAnsi="Times New Roman" w:cs="Times New Roman"/>
-                <w:lang w:val="tr-TR"/>
-              </w:rPr>
-            </w:pPr>
-            <w:r>
-              <w:rPr>
-                <w:rFonts w:ascii="Times New Roman" w:hAnsi="Times New Roman" w:cs="Times New Roman"/>
-                <w:lang w:val="tr-TR"/>
-              </w:rPr>
-              <w:t xml:space="preserve">Tarif: Kurdeleleriyle birlikte yan yana duran altın, gümüş ve bronz renkli üç madalya; olimpiyat halkaları, organizasyon logosu ya da yazı görünmesin.</w:t>
-            </w:r>
-          </w:p>
-          <w:p>
-            <w:pPr>
-              <w:jc w:val="both"/>
-              <w:rPr>
-                <w:rFonts w:ascii="Times New Roman" w:hAnsi="Times New Roman" w:cs="Times New Roman"/>
-                <w:lang w:val="tr-TR"/>
-              </w:rPr>
-            </w:pPr>
-            <w:r>
-              <w:rPr>
-                <w:rFonts w:ascii="Times New Roman" w:hAnsi="Times New Roman" w:cs="Times New Roman"/>
-                <w:lang w:val="tr-TR"/>
-              </w:rPr>
-              <w:t xml:space="preserve">Shutter ID: 2681962101 (fotoğraf) — Gold, silver and bronze medals with ribbon</w:t>
-            </w:r>
-          </w:p>
-        </w:tc>
-      </w:tr>
-    </w:tbl>
-    <w:p>
-      <w:pPr>
-        <w:jc w:val="both"/>
-        <w:rPr>
-          <w:rFonts w:ascii="Times New Roman" w:hAnsi="Times New Roman" w:cs="Times New Roman"/>
-          <w:lang w:val="tr-TR"/>
-        </w:rPr>
-      </w:pPr>
+      </w:pPr>
+      <w:r>
+        <w:drawing>
+          <wp:inline xmlns:a="http://schemas.openxmlformats.org/drawingml/2006/main" xmlns:pic="http://schemas.openxmlformats.org/drawingml/2006/picture">
+            <wp:extent cx="4766708" cy="2520000"/>
+            <wp:docPr id="900016" name="Picture 900016"/>
+            <wp:cNvGraphicFramePr>
+              <a:graphicFrameLocks noChangeAspect="1"/>
+            </wp:cNvGraphicFramePr>
+            <a:graphic>
+              <a:graphicData uri="http://schemas.openxmlformats.org/drawingml/2006/picture">
+                <pic:pic>
+                  <pic:nvPicPr>
+                    <pic:cNvPr id="0" name="2681962101_d.jpg"/>
+                    <pic:cNvPicPr/>
+                  </pic:nvPicPr>
+                  <pic:blipFill>
+                    <a:blip r:embed="rId11"/>
+                    <a:stretch>
+                      <a:fillRect/>
+                    </a:stretch>
+                  </pic:blipFill>
+                  <pic:spPr>
+                    <a:xfrm>
+                      <a:off x="0" y="0"/>
+                      <a:ext cx="4766708" cy="2520000"/>
+                    </a:xfrm>
+                    <a:prstGeom prst="rect"/>
+                  </pic:spPr>
+                </pic:pic>
+              </a:graphicData>
+            </a:graphic>
+          </wp:inline>
+        </w:drawing>
+      </w:r>
     </w:p>
     <w:p>
       <w:pPr>
         <w:jc w:val="center"/>
-        <w:rPr>
-          <w:rFonts w:ascii="Times New Roman" w:hAnsi="Times New Roman" w:cs="Times New Roman"/>
-          <w:lang w:val="tr-TR"/>
-        </w:rPr>
       </w:pPr>
       <w:r>
         <w:rPr>
           <w:rFonts w:ascii="Times New Roman" w:hAnsi="Times New Roman" w:cs="Times New Roman"/>
           <w:b/>
           <w:bCs/>
+          <w:highlight w:val="yellow"/>
+          <w:lang w:val="tr-TR"/>
+        </w:rPr>
+        <w:t xml:space="preserve">Shutter id: 2681962101</w:t>
+      </w:r>
+    </w:p>
+    <w:p>
+      <w:pPr>
+        <w:jc w:val="center"/>
+        <w:rPr>
+          <w:rFonts w:ascii="Times New Roman" w:hAnsi="Times New Roman" w:cs="Times New Roman"/>
+          <w:lang w:val="tr-TR"/>
+        </w:rPr>
+      </w:pPr>
+      <w:r>
+        <w:rPr>
+          <w:rFonts w:ascii="Times New Roman" w:hAnsi="Times New Roman" w:cs="Times New Roman"/>
+          <w:b/>
+          <w:bCs/>
           <w:lang w:val="tr-TR"/>
         </w:rPr>
         <w:t xml:space="preserve">Görsel A:</w:t>
@@ -144,85 +118,59 @@
         <w:t xml:space="preserve"> Altın, gümüş ve bronz madalyalar</w:t>
       </w:r>
     </w:p>
-    <w:tbl>
-      <w:tblPr>
-        <w:tblW w:w="9000" w:type="dxa"/>
+    <w:p>
+      <w:pPr>
         <w:jc w:val="center"/>
-        <w:tblBorders>
-          <w:top w:val="single" w:sz="8" w:space="0" w:color="7F7F7F"/>
-          <w:left w:val="single" w:sz="8" w:space="0" w:color="7F7F7F"/>
-          <w:bottom w:val="single" w:sz="8" w:space="0" w:color="7F7F7F"/>
-          <w:right w:val="single" w:sz="8" w:space="0" w:color="7F7F7F"/>
-        </w:tblBorders>
-      </w:tblPr>
-      <w:tblGrid>
-        <w:gridCol w:w="9000"/>
-      </w:tblGrid>
-      <w:tr>
-        <w:tc>
-          <w:tcPr>
-            <w:tcW w:w="9000" w:type="dxa"/>
-            <w:shd w:val="clear" w:color="auto" w:fill="EDEDED"/>
-          </w:tcPr>
-          <w:p>
-            <w:pPr>
-              <w:jc w:val="both"/>
-              <w:rPr>
-                <w:rFonts w:ascii="Times New Roman" w:hAnsi="Times New Roman" w:cs="Times New Roman"/>
-                <w:lang w:val="tr-TR"/>
-              </w:rPr>
-            </w:pPr>
-            <w:r>
-              <w:rPr>
-                <w:rFonts w:ascii="Times New Roman" w:hAnsi="Times New Roman" w:cs="Times New Roman"/>
-                <w:lang w:val="tr-TR"/>
-              </w:rPr>
-              <w:t xml:space="preserve">GÖRSEL ALANI (Shutterstock)</w:t>
-            </w:r>
-          </w:p>
-          <w:p>
-            <w:pPr>
-              <w:jc w:val="both"/>
-              <w:rPr>
-                <w:rFonts w:ascii="Times New Roman" w:hAnsi="Times New Roman" w:cs="Times New Roman"/>
-                <w:lang w:val="tr-TR"/>
-              </w:rPr>
-            </w:pPr>
-            <w:r>
-              <w:rPr>
-                <w:rFonts w:ascii="Times New Roman" w:hAnsi="Times New Roman" w:cs="Times New Roman"/>
-                <w:lang w:val="tr-TR"/>
-              </w:rPr>
-              <w:t xml:space="preserve">Tarif: Ayrıştırılmayı bekleyen eski cep telefonu devre kartları ve elektronik parçalar; marka ve logo görünmesin.</w:t>
-            </w:r>
-          </w:p>
-          <w:p>
-            <w:pPr>
-              <w:jc w:val="both"/>
-              <w:rPr>
-                <w:rFonts w:ascii="Times New Roman" w:hAnsi="Times New Roman" w:cs="Times New Roman"/>
-                <w:lang w:val="tr-TR"/>
-              </w:rPr>
-            </w:pPr>
-            <w:r>
-              <w:rPr>
-                <w:rFonts w:ascii="Times New Roman" w:hAnsi="Times New Roman" w:cs="Times New Roman"/>
-                <w:lang w:val="tr-TR"/>
-              </w:rPr>
-              <w:t xml:space="preserve">Shutter ID: 2505052055 (fotoğraf) — Pile of electronic waste on factory floor</w:t>
-            </w:r>
-          </w:p>
-        </w:tc>
-      </w:tr>
-    </w:tbl>
+      </w:pPr>
+      <w:r>
+        <w:drawing>
+          <wp:inline xmlns:a="http://schemas.openxmlformats.org/drawingml/2006/main" xmlns:pic="http://schemas.openxmlformats.org/drawingml/2006/picture">
+            <wp:extent cx="3436363" cy="2520000"/>
+            <wp:docPr id="900017" name="Picture 900017"/>
+            <wp:cNvGraphicFramePr>
+              <a:graphicFrameLocks noChangeAspect="1"/>
+            </wp:cNvGraphicFramePr>
+            <a:graphic>
+              <a:graphicData uri="http://schemas.openxmlformats.org/drawingml/2006/picture">
+                <pic:pic>
+                  <pic:nvPicPr>
+                    <pic:cNvPr id="0" name="2505052055_d.jpg"/>
+                    <pic:cNvPicPr/>
+                  </pic:nvPicPr>
+                  <pic:blipFill>
+                    <a:blip r:embed="rId12"/>
+                    <a:stretch>
+                      <a:fillRect/>
+                    </a:stretch>
+                  </pic:blipFill>
+                  <pic:spPr>
+                    <a:xfrm>
+                      <a:off x="0" y="0"/>
+                      <a:ext cx="3436363" cy="2520000"/>
+                    </a:xfrm>
+                    <a:prstGeom prst="rect"/>
+                  </pic:spPr>
+                </pic:pic>
+              </a:graphicData>
+            </a:graphic>
+          </wp:inline>
+        </w:drawing>
+      </w:r>
+    </w:p>
     <w:p>
       <w:pPr>
-        <w:jc w:val="both"/>
-        <w:rPr>
-          <w:rFonts w:ascii="Times New Roman" w:hAnsi="Times New Roman" w:cs="Times New Roman"/>
-          <w:lang w:val="tr-TR"/>
-        </w:rPr>
-      </w:pPr>
+        <w:jc w:val="center"/>
+      </w:pPr>
+      <w:r>
+        <w:rPr>
+          <w:rFonts w:ascii="Times New Roman" w:hAnsi="Times New Roman" w:cs="Times New Roman"/>
+          <w:b/>
+          <w:bCs/>
+          <w:highlight w:val="yellow"/>
+          <w:lang w:val="tr-TR"/>
+        </w:rPr>
+        <w:t xml:space="preserve">Shutter id: 2505052055</w:t>
+      </w:r>
     </w:p>
     <w:p>
       <w:pPr>

--- a/Kim12-1-7-Madde-Elektrik-Iliskisi.docx
+++ b/Kim12-1-7-Madde-Elektrik-Iliskisi.docx
@@ -39,164 +39,195 @@
         <w:t xml:space="preserve">2020 Tokyo Olimpiyat Oyunları’nda Türk sporcular 2 altın, 2 gümüş ve 9 bronz olmak üzere 13 madalya kazandı (Görsel A). Peki bu madalyaların yapıldığı metallerin nasıl elde edildiğini biliyor musunuz? Bu oyunlarda dağıtılan madalyaların metalleri, halkın bağışladığı eski cep telefonları ve küçük elektronik cihazlardan geri kazanılmıştır (Görsel B). Elektronik atıklardan ayrılan bakır, gümüş ve altın gibi metallerin saflaştırılmasında elektroliz yöntemlerinden yararlanılır. Bir elektroliz tesisinde belirli bir miktarda metal elde etmek için ne kadar süre çalışılması gerektiği nasıl belirlenir? Elektrotlarda oluşan madde miktarı devreden geçen akıma ve elektroliz süresine nasıl bağlıdır?</w:t>
       </w:r>
     </w:p>
-    <w:p>
-      <w:pPr>
+    <w:tbl>
+      <w:tblPr>
+        <w:tblW w:w="9000" w:type="dxa"/>
         <w:jc w:val="center"/>
-      </w:pPr>
-      <w:r>
-        <w:drawing>
-          <wp:inline xmlns:a="http://schemas.openxmlformats.org/drawingml/2006/main" xmlns:pic="http://schemas.openxmlformats.org/drawingml/2006/picture">
-            <wp:extent cx="4766708" cy="2520000"/>
-            <wp:docPr id="900016" name="Picture 900016"/>
-            <wp:cNvGraphicFramePr>
-              <a:graphicFrameLocks noChangeAspect="1"/>
-            </wp:cNvGraphicFramePr>
-            <a:graphic>
-              <a:graphicData uri="http://schemas.openxmlformats.org/drawingml/2006/picture">
-                <pic:pic>
-                  <pic:nvPicPr>
-                    <pic:cNvPr id="0" name="2681962101_d.jpg"/>
-                    <pic:cNvPicPr/>
-                  </pic:nvPicPr>
-                  <pic:blipFill>
-                    <a:blip r:embed="rId11"/>
-                    <a:stretch>
-                      <a:fillRect/>
-                    </a:stretch>
-                  </pic:blipFill>
-                  <pic:spPr>
-                    <a:xfrm>
-                      <a:off x="0" y="0"/>
-                      <a:ext cx="4766708" cy="2520000"/>
-                    </a:xfrm>
-                    <a:prstGeom prst="rect"/>
-                  </pic:spPr>
-                </pic:pic>
-              </a:graphicData>
-            </a:graphic>
-          </wp:inline>
-        </w:drawing>
-      </w:r>
-    </w:p>
-    <w:p>
-      <w:pPr>
-        <w:jc w:val="center"/>
-      </w:pPr>
-      <w:r>
-        <w:rPr>
-          <w:rFonts w:ascii="Times New Roman" w:hAnsi="Times New Roman" w:cs="Times New Roman"/>
-          <w:b/>
-          <w:bCs/>
-          <w:highlight w:val="yellow"/>
-          <w:lang w:val="tr-TR"/>
-        </w:rPr>
-        <w:t xml:space="preserve">Shutter id: 2681962101</w:t>
-      </w:r>
-    </w:p>
-    <w:p>
-      <w:pPr>
-        <w:jc w:val="center"/>
-        <w:rPr>
-          <w:rFonts w:ascii="Times New Roman" w:hAnsi="Times New Roman" w:cs="Times New Roman"/>
-          <w:lang w:val="tr-TR"/>
-        </w:rPr>
-      </w:pPr>
-      <w:r>
-        <w:rPr>
-          <w:rFonts w:ascii="Times New Roman" w:hAnsi="Times New Roman" w:cs="Times New Roman"/>
-          <w:b/>
-          <w:bCs/>
-          <w:lang w:val="tr-TR"/>
-        </w:rPr>
-        <w:t xml:space="preserve">Görsel A:</w:t>
-      </w:r>
-      <w:r>
-        <w:rPr>
-          <w:rFonts w:ascii="Times New Roman" w:hAnsi="Times New Roman" w:cs="Times New Roman"/>
-          <w:lang w:val="tr-TR"/>
-        </w:rPr>
-        <w:t xml:space="preserve"> Altın, gümüş ve bronz madalyalar</w:t>
-      </w:r>
-    </w:p>
-    <w:p>
-      <w:pPr>
-        <w:jc w:val="center"/>
-      </w:pPr>
-      <w:r>
-        <w:drawing>
-          <wp:inline xmlns:a="http://schemas.openxmlformats.org/drawingml/2006/main" xmlns:pic="http://schemas.openxmlformats.org/drawingml/2006/picture">
-            <wp:extent cx="3436363" cy="2520000"/>
-            <wp:docPr id="900017" name="Picture 900017"/>
-            <wp:cNvGraphicFramePr>
-              <a:graphicFrameLocks noChangeAspect="1"/>
-            </wp:cNvGraphicFramePr>
-            <a:graphic>
-              <a:graphicData uri="http://schemas.openxmlformats.org/drawingml/2006/picture">
-                <pic:pic>
-                  <pic:nvPicPr>
-                    <pic:cNvPr id="0" name="2505052055_d.jpg"/>
-                    <pic:cNvPicPr/>
-                  </pic:nvPicPr>
-                  <pic:blipFill>
-                    <a:blip r:embed="rId12"/>
-                    <a:stretch>
-                      <a:fillRect/>
-                    </a:stretch>
-                  </pic:blipFill>
-                  <pic:spPr>
-                    <a:xfrm>
-                      <a:off x="0" y="0"/>
-                      <a:ext cx="3436363" cy="2520000"/>
-                    </a:xfrm>
-                    <a:prstGeom prst="rect"/>
-                  </pic:spPr>
-                </pic:pic>
-              </a:graphicData>
-            </a:graphic>
-          </wp:inline>
-        </w:drawing>
-      </w:r>
-    </w:p>
-    <w:p>
-      <w:pPr>
-        <w:jc w:val="center"/>
-      </w:pPr>
-      <w:r>
-        <w:rPr>
-          <w:rFonts w:ascii="Times New Roman" w:hAnsi="Times New Roman" w:cs="Times New Roman"/>
-          <w:b/>
-          <w:bCs/>
-          <w:highlight w:val="yellow"/>
-          <w:lang w:val="tr-TR"/>
-        </w:rPr>
-        <w:t xml:space="preserve">Shutter id: 2505052055</w:t>
-      </w:r>
-    </w:p>
-    <w:p>
-      <w:pPr>
-        <w:jc w:val="center"/>
-        <w:rPr>
-          <w:rFonts w:ascii="Times New Roman" w:hAnsi="Times New Roman" w:cs="Times New Roman"/>
-          <w:lang w:val="tr-TR"/>
-        </w:rPr>
-      </w:pPr>
-      <w:r>
-        <w:rPr>
-          <w:rFonts w:ascii="Times New Roman" w:hAnsi="Times New Roman" w:cs="Times New Roman"/>
-          <w:b/>
-          <w:bCs/>
-          <w:lang w:val="tr-TR"/>
-        </w:rPr>
-        <w:t xml:space="preserve">Görsel B:</w:t>
-      </w:r>
-      <w:r>
-        <w:rPr>
-          <w:rFonts w:ascii="Times New Roman" w:hAnsi="Times New Roman" w:cs="Times New Roman"/>
-          <w:lang w:val="tr-TR"/>
-        </w:rPr>
-        <w:t xml:space="preserve"> Elektronik atıklardan metal geri kazanımı</w:t>
-      </w:r>
-    </w:p>
+        <w:tblBorders>
+          <w:top w:val="nil"/>
+          <w:left w:val="nil"/>
+          <w:bottom w:val="nil"/>
+          <w:right w:val="nil"/>
+          <w:insideH w:val="nil"/>
+          <w:insideV w:val="nil"/>
+        </w:tblBorders>
+        <w:tblLayout w:type="fixed"/>
+      </w:tblPr>
+      <w:tblGrid>
+        <w:gridCol w:w="4500"/>
+        <w:gridCol w:w="4500"/>
+      </w:tblGrid>
+      <w:tr>
+        <w:tc>
+          <w:tcPr>
+            <w:tcW w:w="4500" w:type="dxa"/>
+          </w:tcPr>
+          <w:p>
+            <w:pPr>
+              <w:jc w:val="center"/>
+            </w:pPr>
+            <w:r>
+              <w:drawing>
+                <wp:inline xmlns:a="http://schemas.openxmlformats.org/drawingml/2006/main" xmlns:pic="http://schemas.openxmlformats.org/drawingml/2006/picture">
+                  <wp:extent cx="2628000" cy="1389336"/>
+                  <wp:docPr id="900016" name="Picture 900016"/>
+                  <wp:cNvGraphicFramePr>
+                    <a:graphicFrameLocks noChangeAspect="1"/>
+                  </wp:cNvGraphicFramePr>
+                  <a:graphic>
+                    <a:graphicData uri="http://schemas.openxmlformats.org/drawingml/2006/picture">
+                      <pic:pic>
+                        <pic:nvPicPr>
+                          <pic:cNvPr id="0" name="2681962101_d.jpg"/>
+                          <pic:cNvPicPr/>
+                        </pic:nvPicPr>
+                        <pic:blipFill>
+                          <a:blip r:embed="rId11"/>
+                          <a:stretch>
+                            <a:fillRect/>
+                          </a:stretch>
+                        </pic:blipFill>
+                        <pic:spPr>
+                          <a:xfrm>
+                            <a:off x="0" y="0"/>
+                            <a:ext cx="2628000" cy="1389336"/>
+                          </a:xfrm>
+                          <a:prstGeom prst="rect"/>
+                        </pic:spPr>
+                      </pic:pic>
+                    </a:graphicData>
+                  </a:graphic>
+                </wp:inline>
+              </w:drawing>
+            </w:r>
+          </w:p>
+          <w:p>
+            <w:pPr>
+              <w:jc w:val="center"/>
+            </w:pPr>
+            <w:r>
+              <w:rPr>
+                <w:rFonts w:ascii="Times New Roman" w:hAnsi="Times New Roman" w:cs="Times New Roman"/>
+                <w:b/>
+                <w:bCs/>
+                <w:highlight w:val="yellow"/>
+                <w:lang w:val="tr-TR"/>
+              </w:rPr>
+              <w:t xml:space="preserve">Shutter id: 2681962101</w:t>
+            </w:r>
+          </w:p>
+          <w:p>
+            <w:pPr>
+              <w:jc w:val="center"/>
+              <w:rPr>
+                <w:rFonts w:ascii="Times New Roman" w:hAnsi="Times New Roman" w:cs="Times New Roman"/>
+                <w:lang w:val="tr-TR"/>
+              </w:rPr>
+            </w:pPr>
+            <w:r>
+              <w:rPr>
+                <w:rFonts w:ascii="Times New Roman" w:hAnsi="Times New Roman" w:cs="Times New Roman"/>
+                <w:b/>
+                <w:bCs/>
+                <w:lang w:val="tr-TR"/>
+              </w:rPr>
+              <w:t xml:space="preserve">Görsel A:</w:t>
+            </w:r>
+            <w:r>
+              <w:rPr>
+                <w:rFonts w:ascii="Times New Roman" w:hAnsi="Times New Roman" w:cs="Times New Roman"/>
+                <w:lang w:val="tr-TR"/>
+              </w:rPr>
+              <w:t xml:space="preserve"> Altın, gümüş ve bronz madalyalar</w:t>
+            </w:r>
+          </w:p>
+        </w:tc>
+        <w:tc>
+          <w:tcPr>
+            <w:tcW w:w="4500" w:type="dxa"/>
+          </w:tcPr>
+          <w:p>
+            <w:pPr>
+              <w:jc w:val="center"/>
+            </w:pPr>
+            <w:r>
+              <w:drawing>
+                <wp:inline xmlns:a="http://schemas.openxmlformats.org/drawingml/2006/main" xmlns:pic="http://schemas.openxmlformats.org/drawingml/2006/picture">
+                  <wp:extent cx="2628000" cy="1927200"/>
+                  <wp:docPr id="900017" name="Picture 900017"/>
+                  <wp:cNvGraphicFramePr>
+                    <a:graphicFrameLocks noChangeAspect="1"/>
+                  </wp:cNvGraphicFramePr>
+                  <a:graphic>
+                    <a:graphicData uri="http://schemas.openxmlformats.org/drawingml/2006/picture">
+                      <pic:pic>
+                        <pic:nvPicPr>
+                          <pic:cNvPr id="0" name="2505052055_d.jpg"/>
+                          <pic:cNvPicPr/>
+                        </pic:nvPicPr>
+                        <pic:blipFill>
+                          <a:blip r:embed="rId12"/>
+                          <a:stretch>
+                            <a:fillRect/>
+                          </a:stretch>
+                        </pic:blipFill>
+                        <pic:spPr>
+                          <a:xfrm>
+                            <a:off x="0" y="0"/>
+                            <a:ext cx="2628000" cy="1927200"/>
+                          </a:xfrm>
+                          <a:prstGeom prst="rect"/>
+                        </pic:spPr>
+                      </pic:pic>
+                    </a:graphicData>
+                  </a:graphic>
+                </wp:inline>
+              </w:drawing>
+            </w:r>
+          </w:p>
+          <w:p>
+            <w:pPr>
+              <w:jc w:val="center"/>
+            </w:pPr>
+            <w:r>
+              <w:rPr>
+                <w:rFonts w:ascii="Times New Roman" w:hAnsi="Times New Roman" w:cs="Times New Roman"/>
+                <w:b/>
+                <w:bCs/>
+                <w:highlight w:val="yellow"/>
+                <w:lang w:val="tr-TR"/>
+              </w:rPr>
+              <w:t xml:space="preserve">Shutter id: 2505052055</w:t>
+            </w:r>
+          </w:p>
+          <w:p>
+            <w:pPr>
+              <w:jc w:val="center"/>
+              <w:rPr>
+                <w:rFonts w:ascii="Times New Roman" w:hAnsi="Times New Roman" w:cs="Times New Roman"/>
+                <w:lang w:val="tr-TR"/>
+              </w:rPr>
+            </w:pPr>
+            <w:r>
+              <w:rPr>
+                <w:rFonts w:ascii="Times New Roman" w:hAnsi="Times New Roman" w:cs="Times New Roman"/>
+                <w:b/>
+                <w:bCs/>
+                <w:lang w:val="tr-TR"/>
+              </w:rPr>
+              <w:t xml:space="preserve">Görsel B:</w:t>
+            </w:r>
+            <w:r>
+              <w:rPr>
+                <w:rFonts w:ascii="Times New Roman" w:hAnsi="Times New Roman" w:cs="Times New Roman"/>
+                <w:lang w:val="tr-TR"/>
+              </w:rPr>
+              <w:t xml:space="preserve"> Elektronik atıklardan metal geri kazanımı</w:t>
+            </w:r>
+          </w:p>
+        </w:tc>
+      </w:tr>
+    </w:tbl>
     <w:p>
       <w:pPr>
         <w:jc w:val="both"/>
